--- a/templates/QUICK REPORT/DEFECT IR/fp-overview.docx
+++ b/templates/QUICK REPORT/DEFECT IR/fp-overview.docx
@@ -59,17 +59,18 @@
               <w:spacing w:after="0" w:line="240" w:lineRule="auto"/>
               <w:jc w:val="center"/>
               <w:rPr>
-                <w:rFonts w:ascii="Tahoma" w:hAnsi="Tahoma" w:cs="Tahoma"/>
-              </w:rPr>
-            </w:pPr>
-            <w:r>
-              <w:rPr>
-                <w:rFonts w:ascii="Tahoma" w:hAnsi="Tahoma" w:cs="Tahoma"/>
+                <w:rFonts w:cstheme="minorHAnsi"/>
+              </w:rPr>
+            </w:pPr>
+            <w:r>
+              <w:rPr>
+                <w:rFonts w:cstheme="minorHAnsi"/>
               </w:rPr>
               <w:t xml:space="preserve"> </w:t>
             </w:r>
             <w:r>
               <w:rPr>
+                <w:rFonts w:cstheme="minorHAnsi"/>
                 <w:noProof/>
                 <w:lang w:eastAsia="en-MY"/>
               </w:rPr>
@@ -135,26 +136,14 @@
               <w:spacing w:after="0" w:line="240" w:lineRule="auto"/>
               <w:ind w:left="147"/>
               <w:rPr>
-                <w:rFonts w:ascii="Tahoma" w:hAnsi="Tahoma" w:cs="Tahoma"/>
-              </w:rPr>
-            </w:pPr>
-            <w:r>
-              <w:rPr>
-                <w:rFonts w:ascii="Tahoma" w:hAnsi="Tahoma" w:cs="Tahoma"/>
-              </w:rPr>
-              <w:t>S</w:t>
-            </w:r>
-            <w:r>
-              <w:rPr>
-                <w:rFonts w:ascii="Tahoma" w:hAnsi="Tahoma" w:cs="Tahoma"/>
-              </w:rPr>
-              <w:t>ubs</w:t>
-            </w:r>
-            <w:r>
-              <w:rPr>
-                <w:rFonts w:ascii="Tahoma" w:hAnsi="Tahoma" w:cs="Tahoma"/>
-              </w:rPr>
-              <w:t>tation</w:t>
+                <w:rFonts w:cstheme="minorHAnsi"/>
+              </w:rPr>
+            </w:pPr>
+            <w:r>
+              <w:rPr>
+                <w:rFonts w:cstheme="minorHAnsi"/>
+              </w:rPr>
+              <w:t>Substation</w:t>
             </w:r>
           </w:p>
         </w:tc>
@@ -169,12 +158,12 @@
               <w:spacing w:after="0" w:line="240" w:lineRule="auto"/>
               <w:ind w:left="139"/>
               <w:rPr>
-                <w:rFonts w:ascii="Tahoma" w:hAnsi="Tahoma" w:cs="Tahoma"/>
-              </w:rPr>
-            </w:pPr>
-            <w:r>
-              <w:rPr>
-                <w:rFonts w:ascii="Tahoma" w:hAnsi="Tahoma" w:cs="Tahoma"/>
+                <w:rFonts w:cstheme="minorHAnsi"/>
+              </w:rPr>
+            </w:pPr>
+            <w:r>
+              <w:rPr>
+                <w:rFonts w:cstheme="minorHAnsi"/>
               </w:rPr>
               <w:t>{{ substation.name_erms }}</w:t>
             </w:r>
@@ -191,24 +180,18 @@
               <w:spacing w:after="0" w:line="240" w:lineRule="auto"/>
               <w:ind w:left="142"/>
               <w:rPr>
-                <w:rFonts w:ascii="Tahoma" w:hAnsi="Tahoma" w:cs="Tahoma"/>
-              </w:rPr>
-            </w:pPr>
-            <w:r>
-              <w:rPr>
-                <w:rFonts w:ascii="Tahoma" w:hAnsi="Tahoma" w:cs="Tahoma"/>
-              </w:rPr>
-              <w:t>Date:</w:t>
-            </w:r>
-            <w:r>
-              <w:rPr>
-                <w:rFonts w:ascii="Tahoma" w:hAnsi="Tahoma" w:cs="Tahoma"/>
-              </w:rPr>
-              <w:t xml:space="preserve"> </w:t>
-            </w:r>
-            <w:r>
-              <w:rPr>
-                <w:rFonts w:ascii="Tahoma" w:hAnsi="Tahoma" w:cs="Tahoma"/>
+                <w:rFonts w:cstheme="minorHAnsi"/>
+              </w:rPr>
+            </w:pPr>
+            <w:r>
+              <w:rPr>
+                <w:rFonts w:cstheme="minorHAnsi"/>
+              </w:rPr>
+              <w:t xml:space="preserve">Date: </w:t>
+            </w:r>
+            <w:r>
+              <w:rPr>
+                <w:rFonts w:cstheme="minorHAnsi"/>
               </w:rPr>
               <w:t>{{ substation.date }}</w:t>
             </w:r>
@@ -228,7 +211,7 @@
               <w:spacing w:after="0" w:line="240" w:lineRule="auto"/>
               <w:jc w:val="center"/>
               <w:rPr>
-                <w:rFonts w:ascii="Tahoma" w:hAnsi="Tahoma" w:cs="Tahoma"/>
+                <w:rFonts w:cstheme="minorHAnsi"/>
                 <w:b/>
                 <w:u w:val="single"/>
               </w:rPr>
@@ -239,18 +222,19 @@
           <w:tcPr>
             <w:tcW w:w="1701" w:type="dxa"/>
             <w:gridSpan w:val="3"/>
+            <w:vAlign w:val="center"/>
           </w:tcPr>
           <w:p>
             <w:pPr>
               <w:spacing w:after="0" w:line="240" w:lineRule="auto"/>
               <w:ind w:left="142"/>
               <w:rPr>
-                <w:rFonts w:ascii="Tahoma" w:hAnsi="Tahoma" w:cs="Tahoma"/>
-              </w:rPr>
-            </w:pPr>
-            <w:r>
-              <w:rPr>
-                <w:rFonts w:ascii="Tahoma" w:hAnsi="Tahoma" w:cs="Tahoma"/>
+                <w:rFonts w:cstheme="minorHAnsi"/>
+              </w:rPr>
+            </w:pPr>
+            <w:r>
+              <w:rPr>
+                <w:rFonts w:cstheme="minorHAnsi"/>
               </w:rPr>
               <w:t>Equipment</w:t>
             </w:r>
@@ -260,19 +244,20 @@
           <w:tcPr>
             <w:tcW w:w="1542" w:type="dxa"/>
             <w:gridSpan w:val="2"/>
+            <w:vAlign w:val="center"/>
           </w:tcPr>
           <w:p>
             <w:pPr>
               <w:spacing w:after="0" w:line="240" w:lineRule="auto"/>
               <w:ind w:left="139"/>
               <w:rPr>
-                <w:rFonts w:ascii="Tahoma" w:hAnsi="Tahoma" w:cs="Tahoma"/>
-                <w:sz w:val="20"/>
-              </w:rPr>
-            </w:pPr>
-            <w:r>
-              <w:rPr>
-                <w:rFonts w:ascii="Tahoma" w:hAnsi="Tahoma" w:cs="Tahoma"/>
+                <w:rFonts w:cstheme="minorHAnsi"/>
+                <w:sz w:val="20"/>
+              </w:rPr>
+            </w:pPr>
+            <w:r>
+              <w:rPr>
+                <w:rFonts w:cstheme="minorHAnsi"/>
               </w:rPr>
               <w:t>{{ fp.labelsource }}</w:t>
             </w:r>
@@ -282,18 +267,19 @@
           <w:tcPr>
             <w:tcW w:w="1718" w:type="dxa"/>
             <w:gridSpan w:val="9"/>
+            <w:vAlign w:val="center"/>
           </w:tcPr>
           <w:p>
             <w:pPr>
               <w:spacing w:after="0" w:line="240" w:lineRule="auto"/>
               <w:ind w:left="139"/>
               <w:rPr>
-                <w:rFonts w:ascii="Tahoma" w:hAnsi="Tahoma" w:cs="Tahoma"/>
-              </w:rPr>
-            </w:pPr>
-            <w:r>
-              <w:rPr>
-                <w:rFonts w:ascii="Tahoma" w:hAnsi="Tahoma" w:cs="Tahoma"/>
+                <w:rFonts w:cstheme="minorHAnsi"/>
+              </w:rPr>
+            </w:pPr>
+            <w:r>
+              <w:rPr>
+                <w:rFonts w:cstheme="minorHAnsi"/>
               </w:rPr>
               <w:t>Manufacturer</w:t>
             </w:r>
@@ -303,18 +289,19 @@
           <w:tcPr>
             <w:tcW w:w="1560" w:type="dxa"/>
             <w:gridSpan w:val="2"/>
+            <w:vAlign w:val="center"/>
           </w:tcPr>
           <w:p>
             <w:pPr>
               <w:spacing w:after="0" w:line="240" w:lineRule="auto"/>
               <w:ind w:left="139"/>
               <w:rPr>
-                <w:rFonts w:ascii="Tahoma" w:hAnsi="Tahoma" w:cs="Tahoma"/>
-              </w:rPr>
-            </w:pPr>
-            <w:r>
-              <w:rPr>
-                <w:rFonts w:ascii="Tahoma" w:hAnsi="Tahoma" w:cs="Tahoma"/>
+                <w:rFonts w:cstheme="minorHAnsi"/>
+              </w:rPr>
+            </w:pPr>
+            <w:r>
+              <w:rPr>
+                <w:rFonts w:cstheme="minorHAnsi"/>
               </w:rPr>
               <w:t>{{ fp.manufacturer }}</w:t>
             </w:r>
@@ -324,24 +311,25 @@
           <w:tcPr>
             <w:tcW w:w="1984" w:type="dxa"/>
             <w:gridSpan w:val="5"/>
+            <w:vAlign w:val="center"/>
           </w:tcPr>
           <w:p>
             <w:pPr>
               <w:spacing w:after="0" w:line="240" w:lineRule="auto"/>
               <w:ind w:left="142"/>
               <w:rPr>
-                <w:rFonts w:ascii="Tahoma" w:hAnsi="Tahoma" w:cs="Tahoma"/>
-              </w:rPr>
-            </w:pPr>
-            <w:r>
-              <w:rPr>
-                <w:rFonts w:ascii="Tahoma" w:hAnsi="Tahoma" w:cs="Tahoma"/>
+                <w:rFonts w:cstheme="minorHAnsi"/>
+              </w:rPr>
+            </w:pPr>
+            <w:r>
+              <w:rPr>
+                <w:rFonts w:cstheme="minorHAnsi"/>
               </w:rPr>
               <w:t xml:space="preserve">Time: </w:t>
             </w:r>
             <w:r>
               <w:rPr>
-                <w:rFonts w:ascii="Tahoma" w:hAnsi="Tahoma" w:cs="Tahoma"/>
+                <w:rFonts w:cstheme="minorHAnsi"/>
               </w:rPr>
               <w:t>{{ substation.time }}</w:t>
             </w:r>
@@ -360,7 +348,7 @@
             <w:pPr>
               <w:spacing w:after="0" w:line="240" w:lineRule="auto"/>
               <w:rPr>
-                <w:rFonts w:ascii="Tahoma" w:hAnsi="Tahoma" w:cs="Tahoma"/>
+                <w:rFonts w:cstheme="minorHAnsi"/>
                 <w:b/>
                 <w:u w:val="single"/>
               </w:rPr>
@@ -371,18 +359,19 @@
           <w:tcPr>
             <w:tcW w:w="1701" w:type="dxa"/>
             <w:gridSpan w:val="3"/>
+            <w:vAlign w:val="center"/>
           </w:tcPr>
           <w:p>
             <w:pPr>
               <w:spacing w:after="0" w:line="240" w:lineRule="auto"/>
               <w:ind w:left="142"/>
               <w:rPr>
-                <w:rFonts w:ascii="Tahoma" w:hAnsi="Tahoma" w:cs="Tahoma"/>
-              </w:rPr>
-            </w:pPr>
-            <w:r>
-              <w:rPr>
-                <w:rFonts w:ascii="Tahoma" w:hAnsi="Tahoma" w:cs="Tahoma"/>
+                <w:rFonts w:cstheme="minorHAnsi"/>
+              </w:rPr>
+            </w:pPr>
+            <w:r>
+              <w:rPr>
+                <w:rFonts w:cstheme="minorHAnsi"/>
               </w:rPr>
               <w:t>Model</w:t>
             </w:r>
@@ -392,18 +381,19 @@
           <w:tcPr>
             <w:tcW w:w="1542" w:type="dxa"/>
             <w:gridSpan w:val="2"/>
+            <w:vAlign w:val="center"/>
           </w:tcPr>
           <w:p>
             <w:pPr>
               <w:spacing w:after="0" w:line="240" w:lineRule="auto"/>
               <w:ind w:left="139"/>
               <w:rPr>
-                <w:rFonts w:ascii="Tahoma" w:hAnsi="Tahoma" w:cs="Tahoma"/>
-              </w:rPr>
-            </w:pPr>
-            <w:r>
-              <w:rPr>
-                <w:rFonts w:ascii="Tahoma" w:hAnsi="Tahoma" w:cs="Tahoma"/>
+                <w:rFonts w:cstheme="minorHAnsi"/>
+              </w:rPr>
+            </w:pPr>
+            <w:r>
+              <w:rPr>
+                <w:rFonts w:cstheme="minorHAnsi"/>
               </w:rPr>
               <w:t>{{ fp.model }}</w:t>
             </w:r>
@@ -413,18 +403,19 @@
           <w:tcPr>
             <w:tcW w:w="1718" w:type="dxa"/>
             <w:gridSpan w:val="9"/>
+            <w:vAlign w:val="center"/>
           </w:tcPr>
           <w:p>
             <w:pPr>
               <w:spacing w:after="0" w:line="240" w:lineRule="auto"/>
               <w:ind w:left="139"/>
               <w:rPr>
-                <w:rFonts w:ascii="Tahoma" w:hAnsi="Tahoma" w:cs="Tahoma"/>
-              </w:rPr>
-            </w:pPr>
-            <w:r>
-              <w:rPr>
-                <w:rFonts w:ascii="Tahoma" w:hAnsi="Tahoma" w:cs="Tahoma"/>
+                <w:rFonts w:cstheme="minorHAnsi"/>
+              </w:rPr>
+            </w:pPr>
+            <w:r>
+              <w:rPr>
+                <w:rFonts w:cstheme="minorHAnsi"/>
               </w:rPr>
               <w:t>Rating</w:t>
             </w:r>
@@ -434,18 +425,19 @@
           <w:tcPr>
             <w:tcW w:w="1560" w:type="dxa"/>
             <w:gridSpan w:val="2"/>
+            <w:vAlign w:val="center"/>
           </w:tcPr>
           <w:p>
             <w:pPr>
               <w:spacing w:after="0" w:line="240" w:lineRule="auto"/>
               <w:ind w:left="139"/>
               <w:rPr>
-                <w:rFonts w:ascii="Tahoma" w:hAnsi="Tahoma" w:cs="Tahoma"/>
-              </w:rPr>
-            </w:pPr>
-            <w:r>
-              <w:rPr>
-                <w:rFonts w:ascii="Tahoma" w:hAnsi="Tahoma" w:cs="Tahoma"/>
+                <w:rFonts w:cstheme="minorHAnsi"/>
+              </w:rPr>
+            </w:pPr>
+            <w:r>
+              <w:rPr>
+                <w:rFonts w:cstheme="minorHAnsi"/>
                 <w:color w:val="000000"/>
               </w:rPr>
               <w:t>{{ fp.rating }}</w:t>
@@ -456,24 +448,25 @@
           <w:tcPr>
             <w:tcW w:w="1984" w:type="dxa"/>
             <w:gridSpan w:val="5"/>
+            <w:vAlign w:val="center"/>
           </w:tcPr>
           <w:p>
             <w:pPr>
               <w:spacing w:after="0" w:line="240" w:lineRule="auto"/>
               <w:ind w:left="142"/>
               <w:rPr>
-                <w:rFonts w:ascii="Tahoma" w:hAnsi="Tahoma" w:cs="Tahoma"/>
-              </w:rPr>
-            </w:pPr>
-            <w:r>
-              <w:rPr>
-                <w:rFonts w:ascii="Tahoma" w:hAnsi="Tahoma" w:cs="Tahoma"/>
+                <w:rFonts w:cstheme="minorHAnsi"/>
+              </w:rPr>
+            </w:pPr>
+            <w:r>
+              <w:rPr>
+                <w:rFonts w:cstheme="minorHAnsi"/>
               </w:rPr>
               <w:t xml:space="preserve">Humidity: </w:t>
             </w:r>
             <w:r>
               <w:rPr>
-                <w:rFonts w:ascii="Tahoma" w:hAnsi="Tahoma" w:cs="Tahoma"/>
+                <w:rFonts w:cstheme="minorHAnsi"/>
               </w:rPr>
               <w:t>{{ substation.humidity }}</w:t>
             </w:r>
@@ -492,7 +485,7 @@
             <w:pPr>
               <w:spacing w:after="0" w:line="240" w:lineRule="auto"/>
               <w:rPr>
-                <w:rFonts w:ascii="Tahoma" w:hAnsi="Tahoma" w:cs="Tahoma"/>
+                <w:rFonts w:cstheme="minorHAnsi"/>
                 <w:b/>
                 <w:u w:val="single"/>
               </w:rPr>
@@ -503,18 +496,19 @@
           <w:tcPr>
             <w:tcW w:w="1701" w:type="dxa"/>
             <w:gridSpan w:val="3"/>
+            <w:vAlign w:val="center"/>
           </w:tcPr>
           <w:p>
             <w:pPr>
               <w:spacing w:after="0" w:line="240" w:lineRule="auto"/>
               <w:ind w:left="142"/>
               <w:rPr>
-                <w:rFonts w:ascii="Tahoma" w:hAnsi="Tahoma" w:cs="Tahoma"/>
-              </w:rPr>
-            </w:pPr>
-            <w:r>
-              <w:rPr>
-                <w:rFonts w:ascii="Tahoma" w:hAnsi="Tahoma" w:cs="Tahoma"/>
+                <w:rFonts w:cstheme="minorHAnsi"/>
+              </w:rPr>
+            </w:pPr>
+            <w:r>
+              <w:rPr>
+                <w:rFonts w:cstheme="minorHAnsi"/>
               </w:rPr>
               <w:t>Area</w:t>
             </w:r>
@@ -524,18 +518,19 @@
           <w:tcPr>
             <w:tcW w:w="3260" w:type="dxa"/>
             <w:gridSpan w:val="11"/>
+            <w:vAlign w:val="center"/>
           </w:tcPr>
           <w:p>
             <w:pPr>
               <w:spacing w:after="0" w:line="240" w:lineRule="auto"/>
               <w:ind w:left="139"/>
               <w:rPr>
-                <w:rFonts w:ascii="Tahoma" w:hAnsi="Tahoma" w:cs="Tahoma"/>
-              </w:rPr>
-            </w:pPr>
-            <w:r>
-              <w:rPr>
-                <w:rFonts w:ascii="Tahoma" w:hAnsi="Tahoma" w:cs="Tahoma"/>
+                <w:rFonts w:cstheme="minorHAnsi"/>
+              </w:rPr>
+            </w:pPr>
+            <w:r>
+              <w:rPr>
+                <w:rFonts w:cstheme="minorHAnsi"/>
               </w:rPr>
               <w:t>{{ fp.area }}</w:t>
             </w:r>
@@ -545,24 +540,25 @@
           <w:tcPr>
             <w:tcW w:w="1560" w:type="dxa"/>
             <w:gridSpan w:val="2"/>
+            <w:vAlign w:val="center"/>
           </w:tcPr>
           <w:p>
             <w:pPr>
               <w:spacing w:after="0" w:line="240" w:lineRule="auto"/>
               <w:ind w:left="139"/>
               <w:rPr>
-                <w:rFonts w:ascii="Tahoma" w:hAnsi="Tahoma" w:cs="Tahoma"/>
-              </w:rPr>
-            </w:pPr>
-            <w:r>
-              <w:rPr>
-                <w:rFonts w:ascii="Tahoma" w:hAnsi="Tahoma" w:cs="Tahoma"/>
+                <w:rFonts w:cstheme="minorHAnsi"/>
+              </w:rPr>
+            </w:pPr>
+            <w:r>
+              <w:rPr>
+                <w:rFonts w:cstheme="minorHAnsi"/>
               </w:rPr>
               <w:t>Feeder</w:t>
             </w:r>
             <w:r>
               <w:rPr>
-                <w:rFonts w:ascii="Tahoma" w:hAnsi="Tahoma" w:cs="Tahoma"/>
+                <w:rFonts w:cstheme="minorHAnsi"/>
               </w:rPr>
               <w:t xml:space="preserve"> No.</w:t>
             </w:r>
@@ -572,18 +568,19 @@
           <w:tcPr>
             <w:tcW w:w="1984" w:type="dxa"/>
             <w:gridSpan w:val="5"/>
+            <w:vAlign w:val="center"/>
           </w:tcPr>
           <w:p>
             <w:pPr>
               <w:spacing w:after="0" w:line="240" w:lineRule="auto"/>
               <w:ind w:left="142"/>
               <w:rPr>
-                <w:rFonts w:ascii="Tahoma" w:hAnsi="Tahoma" w:cs="Tahoma"/>
-              </w:rPr>
-            </w:pPr>
-            <w:r>
-              <w:rPr>
-                <w:rFonts w:ascii="Tahoma" w:hAnsi="Tahoma" w:cs="Tahoma"/>
+                <w:rFonts w:cstheme="minorHAnsi"/>
+              </w:rPr>
+            </w:pPr>
+            <w:r>
+              <w:rPr>
+                <w:rFonts w:cstheme="minorHAnsi"/>
               </w:rPr>
               <w:t>-</w:t>
             </w:r>
@@ -605,18 +602,18 @@
               <w:spacing w:after="0" w:line="240" w:lineRule="auto"/>
               <w:jc w:val="center"/>
               <w:rPr>
-                <w:rFonts w:ascii="Tahoma" w:hAnsi="Tahoma" w:cs="Tahoma"/>
-              </w:rPr>
-            </w:pPr>
-            <w:r>
-              <w:rPr>
-                <w:rFonts w:ascii="Tahoma" w:hAnsi="Tahoma" w:cs="Tahoma"/>
+                <w:rFonts w:cstheme="minorHAnsi"/>
+              </w:rPr>
+            </w:pPr>
+            <w:r>
+              <w:rPr>
+                <w:rFonts w:cstheme="minorHAnsi"/>
               </w:rPr>
               <w:t>Feeder</w:t>
             </w:r>
             <w:r>
               <w:rPr>
-                <w:rFonts w:ascii="Tahoma" w:hAnsi="Tahoma" w:cs="Tahoma"/>
+                <w:rFonts w:cstheme="minorHAnsi"/>
               </w:rPr>
               <w:t xml:space="preserve"> Name</w:t>
             </w:r>
@@ -636,12 +633,12 @@
               <w:spacing w:after="0" w:line="240" w:lineRule="auto"/>
               <w:ind w:left="142"/>
               <w:rPr>
-                <w:rFonts w:ascii="Tahoma" w:hAnsi="Tahoma" w:cs="Tahoma"/>
-              </w:rPr>
-            </w:pPr>
-            <w:r>
-              <w:rPr>
-                <w:rFonts w:ascii="Tahoma" w:hAnsi="Tahoma" w:cs="Tahoma"/>
+                <w:rFonts w:cstheme="minorHAnsi"/>
+              </w:rPr>
+            </w:pPr>
+            <w:r>
+              <w:rPr>
+                <w:rFonts w:cstheme="minorHAnsi"/>
               </w:rPr>
               <w:t>-</w:t>
             </w:r>
@@ -662,7 +659,7 @@
             <w:pPr>
               <w:spacing w:after="0" w:line="240" w:lineRule="auto"/>
               <w:rPr>
-                <w:rFonts w:ascii="Tahoma" w:hAnsi="Tahoma" w:cs="Tahoma"/>
+                <w:rFonts w:cstheme="minorHAnsi"/>
                 <w:b/>
                 <w:sz w:val="16"/>
                 <w:u w:val="single"/>
@@ -684,7 +681,7 @@
             <w:pPr>
               <w:spacing w:after="0" w:line="240" w:lineRule="auto"/>
               <w:rPr>
-                <w:rFonts w:ascii="Tahoma" w:hAnsi="Tahoma" w:cs="Tahoma"/>
+                <w:rFonts w:cstheme="minorHAnsi"/>
                 <w:b/>
                 <w:sz w:val="10"/>
                 <w:szCs w:val="16"/>
@@ -708,7 +705,7 @@
             <w:pPr>
               <w:spacing w:after="0" w:line="240" w:lineRule="auto"/>
               <w:rPr>
-                <w:rFonts w:ascii="Tahoma" w:hAnsi="Tahoma" w:cs="Tahoma"/>
+                <w:rFonts w:cstheme="minorHAnsi"/>
                 <w:b/>
                 <w:sz w:val="10"/>
                 <w:szCs w:val="16"/>
@@ -730,7 +727,7 @@
             <w:pPr>
               <w:spacing w:after="0" w:line="240" w:lineRule="auto"/>
               <w:rPr>
-                <w:rFonts w:ascii="Tahoma" w:hAnsi="Tahoma" w:cs="Tahoma"/>
+                <w:rFonts w:cstheme="minorHAnsi"/>
                 <w:b/>
                 <w:sz w:val="10"/>
                 <w:szCs w:val="16"/>
@@ -753,7 +750,7 @@
             <w:pPr>
               <w:spacing w:after="0" w:line="240" w:lineRule="auto"/>
               <w:rPr>
-                <w:rFonts w:ascii="Tahoma" w:hAnsi="Tahoma" w:cs="Tahoma"/>
+                <w:rFonts w:cstheme="minorHAnsi"/>
                 <w:b/>
                 <w:u w:val="single"/>
               </w:rPr>
@@ -774,12 +771,12 @@
               <w:spacing w:after="0" w:line="240" w:lineRule="auto"/>
               <w:jc w:val="center"/>
               <w:rPr>
-                <w:rFonts w:ascii="Tahoma" w:hAnsi="Tahoma" w:cs="Tahoma"/>
-              </w:rPr>
-            </w:pPr>
-            <w:r>
-              <w:rPr>
-                <w:rFonts w:ascii="Tahoma" w:hAnsi="Tahoma" w:cs="Tahoma"/>
+                <w:rFonts w:cstheme="minorHAnsi"/>
+              </w:rPr>
+            </w:pPr>
+            <w:r>
+              <w:rPr>
+                <w:rFonts w:cstheme="minorHAnsi"/>
                 <w:b/>
               </w:rPr>
               <w:t>IR IMAGE</w:t>
@@ -802,7 +799,7 @@
               <w:spacing w:after="0" w:line="240" w:lineRule="auto"/>
               <w:jc w:val="center"/>
               <w:rPr>
-                <w:rFonts w:ascii="Tahoma" w:hAnsi="Tahoma" w:cs="Tahoma"/>
+                <w:rFonts w:cstheme="minorHAnsi"/>
                 <w:b/>
                 <w:u w:val="single"/>
               </w:rPr>
@@ -825,7 +822,7 @@
               <w:spacing w:after="0" w:line="240" w:lineRule="auto"/>
               <w:jc w:val="center"/>
               <w:rPr>
-                <w:rFonts w:ascii="Tahoma" w:hAnsi="Tahoma" w:cs="Tahoma"/>
+                <w:rFonts w:cstheme="minorHAnsi"/>
                 <w:b/>
                 <w:u w:val="single"/>
               </w:rPr>
@@ -846,13 +843,13 @@
               <w:spacing w:after="0" w:line="240" w:lineRule="auto"/>
               <w:jc w:val="center"/>
               <w:rPr>
-                <w:rFonts w:ascii="Tahoma" w:hAnsi="Tahoma" w:cs="Tahoma"/>
-                <w:b/>
-              </w:rPr>
-            </w:pPr>
-            <w:r>
-              <w:rPr>
-                <w:rFonts w:ascii="Tahoma" w:hAnsi="Tahoma" w:cs="Tahoma"/>
+                <w:rFonts w:cstheme="minorHAnsi"/>
+                <w:b/>
+              </w:rPr>
+            </w:pPr>
+            <w:r>
+              <w:rPr>
+                <w:rFonts w:cstheme="minorHAnsi"/>
                 <w:b/>
               </w:rPr>
               <w:t>VISUAL IMAGE</w:t>
@@ -871,7 +868,7 @@
             <w:pPr>
               <w:spacing w:after="0" w:line="240" w:lineRule="auto"/>
               <w:rPr>
-                <w:rFonts w:ascii="Tahoma" w:hAnsi="Tahoma" w:cs="Tahoma"/>
+                <w:rFonts w:cstheme="minorHAnsi"/>
                 <w:b/>
                 <w:u w:val="single"/>
               </w:rPr>
@@ -893,7 +890,7 @@
             <w:pPr>
               <w:spacing w:after="0" w:line="240" w:lineRule="auto"/>
               <w:rPr>
-                <w:rFonts w:ascii="Tahoma" w:hAnsi="Tahoma" w:cs="Tahoma"/>
+                <w:rFonts w:cstheme="minorHAnsi"/>
                 <w:b/>
                 <w:sz w:val="10"/>
                 <w:szCs w:val="16"/>
@@ -917,7 +914,7 @@
             <w:pPr>
               <w:spacing w:after="0" w:line="240" w:lineRule="auto"/>
               <w:rPr>
-                <w:rFonts w:ascii="Tahoma" w:hAnsi="Tahoma" w:cs="Tahoma"/>
+                <w:rFonts w:cstheme="minorHAnsi"/>
                 <w:b/>
                 <w:sz w:val="10"/>
                 <w:szCs w:val="16"/>
@@ -940,7 +937,7 @@
             <w:pPr>
               <w:spacing w:after="0" w:line="240" w:lineRule="auto"/>
               <w:rPr>
-                <w:rFonts w:ascii="Tahoma" w:hAnsi="Tahoma" w:cs="Tahoma"/>
+                <w:rFonts w:cstheme="minorHAnsi"/>
                 <w:b/>
                 <w:sz w:val="10"/>
                 <w:szCs w:val="16"/>
@@ -966,7 +963,7 @@
             <w:pPr>
               <w:spacing w:after="0" w:line="240" w:lineRule="auto"/>
               <w:rPr>
-                <w:rFonts w:ascii="Tahoma" w:hAnsi="Tahoma" w:cs="Tahoma"/>
+                <w:rFonts w:cstheme="minorHAnsi"/>
                 <w:b/>
                 <w:sz w:val="10"/>
                 <w:szCs w:val="16"/>
@@ -989,13 +986,13 @@
               <w:spacing w:after="0" w:line="240" w:lineRule="auto"/>
               <w:jc w:val="center"/>
               <w:rPr>
-                <w:rFonts w:ascii="Tahoma" w:hAnsi="Tahoma" w:cs="Tahoma"/>
-                <w:b/>
-              </w:rPr>
-            </w:pPr>
-            <w:r>
-              <w:rPr>
-                <w:rFonts w:ascii="Tahoma" w:eastAsia="Calibri" w:hAnsi="Tahoma" w:cs="Tahoma"/>
+                <w:rFonts w:cstheme="minorHAnsi"/>
+                <w:b/>
+              </w:rPr>
+            </w:pPr>
+            <w:r>
+              <w:rPr>
+                <w:rFonts w:eastAsia="Calibri" w:cstheme="minorHAnsi"/>
                 <w:b/>
                 <w:kern w:val="0"/>
                 <w14:ligatures w14:val="none"/>
@@ -1020,10 +1017,10 @@
                   <v:path o:extrusionok="f" gradientshapeok="t" o:connecttype="rect"/>
                   <o:lock v:ext="edit" aspectratio="t"/>
                 </v:shapetype>
-                <v:shape id="_x0000_i1030" type="#_x0000_t75" style="width:237.65pt;height:147.5pt" o:ole="">
+                <v:shape id="_x0000_i1029" type="#_x0000_t75" style="width:237.85pt;height:147.55pt" o:ole="">
                   <v:imagedata r:id="rId7" o:title="" croptop="1206f" cropbottom="3617f" cropleft="781f" cropright="781f"/>
                 </v:shape>
-                <w:control r:id="rId8" w:name="CIRViewer121111113121" w:shapeid="_x0000_i1030"/>
+                <w:control r:id="rId8" w:name="CIRViewer121111113121" w:shapeid="_x0000_i1029"/>
               </w:object>
             </w:r>
           </w:p>
@@ -1044,7 +1041,7 @@
               <w:spacing w:after="0" w:line="240" w:lineRule="auto"/>
               <w:jc w:val="center"/>
               <w:rPr>
-                <w:rFonts w:ascii="Tahoma" w:hAnsi="Tahoma" w:cs="Tahoma"/>
+                <w:rFonts w:cstheme="minorHAnsi"/>
                 <w:b/>
                 <w:u w:val="single"/>
               </w:rPr>
@@ -1067,7 +1064,7 @@
               <w:spacing w:after="0" w:line="240" w:lineRule="auto"/>
               <w:jc w:val="center"/>
               <w:rPr>
-                <w:rFonts w:ascii="Tahoma" w:hAnsi="Tahoma" w:cs="Tahoma"/>
+                <w:rFonts w:cstheme="minorHAnsi"/>
                 <w:b/>
                 <w:u w:val="single"/>
               </w:rPr>
@@ -1088,26 +1085,26 @@
               <w:spacing w:after="0" w:line="240" w:lineRule="auto"/>
               <w:jc w:val="center"/>
               <w:rPr>
-                <w:rFonts w:ascii="Tahoma" w:hAnsi="Tahoma" w:cs="Tahoma"/>
-              </w:rPr>
-            </w:pPr>
-            <w:r>
-              <w:rPr>
-                <w:rFonts w:ascii="Tahoma" w:hAnsi="Tahoma" w:cs="Tahoma"/>
+                <w:rFonts w:cstheme="minorHAnsi"/>
+              </w:rPr>
+            </w:pPr>
+            <w:r>
+              <w:rPr>
+                <w:rFonts w:cstheme="minorHAnsi"/>
                 <w:noProof/>
               </w:rPr>
               <mc:AlternateContent>
                 <mc:Choice Requires="wps">
                   <w:drawing>
-                    <wp:anchor distT="0" distB="0" distL="114300" distR="114300" simplePos="0" relativeHeight="251659264" behindDoc="0" locked="0" layoutInCell="1" allowOverlap="1" wp14:anchorId="2D05ADB2" wp14:editId="09901DEE">
+                    <wp:anchor distT="0" distB="0" distL="114300" distR="114300" simplePos="0" relativeHeight="251659264" behindDoc="0" locked="0" layoutInCell="1" allowOverlap="1" wp14:anchorId="2D05ADB2" wp14:editId="7EF83627">
                       <wp:simplePos x="0" y="0"/>
                       <wp:positionH relativeFrom="column">
-                        <wp:posOffset>1631522</wp:posOffset>
+                        <wp:posOffset>1848485</wp:posOffset>
                       </wp:positionH>
                       <wp:positionV relativeFrom="paragraph">
-                        <wp:posOffset>418802</wp:posOffset>
+                        <wp:posOffset>-509905</wp:posOffset>
                       </wp:positionV>
-                      <wp:extent cx="382555" cy="447869"/>
+                      <wp:extent cx="382270" cy="447675"/>
                       <wp:effectExtent l="0" t="0" r="17780" b="28575"/>
                       <wp:wrapNone/>
                       <wp:docPr id="29893105" name="Rectangle 1"/>
@@ -1119,7 +1116,7 @@
                             <wps:spPr>
                               <a:xfrm>
                                 <a:off x="0" y="0"/>
-                                <a:ext cx="382555" cy="447869"/>
+                                <a:ext cx="382270" cy="447675"/>
                               </a:xfrm>
                               <a:prstGeom prst="rect">
                                 <a:avLst/>
@@ -1156,56 +1153,27 @@
                           </wps:wsp>
                         </a:graphicData>
                       </a:graphic>
+                      <wp14:sizeRelH relativeFrom="margin">
+                        <wp14:pctWidth>0</wp14:pctWidth>
+                      </wp14:sizeRelH>
+                      <wp14:sizeRelV relativeFrom="margin">
+                        <wp14:pctHeight>0</wp14:pctHeight>
+                      </wp14:sizeRelV>
                     </wp:anchor>
                   </w:drawing>
                 </mc:Choice>
                 <mc:Fallback>
                   <w:pict>
-                    <v:rect w14:anchorId="6DEBF191" id="Rectangle 1" o:spid="_x0000_s1026" style="position:absolute;margin-left:128.45pt;margin-top:33pt;width:30.1pt;height:35.25pt;z-index:251659264;visibility:visible;mso-wrap-style:square;mso-wrap-distance-left:9pt;mso-wrap-distance-top:0;mso-wrap-distance-right:9pt;mso-wrap-distance-bottom:0;mso-position-horizontal:absolute;mso-position-horizontal-relative:text;mso-position-vertical:absolute;mso-position-vertical-relative:text;v-text-anchor:middle" o:gfxdata="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" filled="f" strokecolor="#e00" strokeweight="1.5pt"/>
+                    <v:rect w14:anchorId="0B103942" id="Rectangle 1" o:spid="_x0000_s1026" style="position:absolute;margin-left:145.55pt;margin-top:-40.15pt;width:30.1pt;height:35.25pt;z-index:251659264;visibility:visible;mso-wrap-style:square;mso-width-percent:0;mso-height-percent:0;mso-wrap-distance-left:9pt;mso-wrap-distance-top:0;mso-wrap-distance-right:9pt;mso-wrap-distance-bottom:0;mso-position-horizontal:absolute;mso-position-horizontal-relative:text;mso-position-vertical:absolute;mso-position-vertical-relative:text;mso-width-percent:0;mso-height-percent:0;mso-width-relative:margin;mso-height-relative:margin;v-text-anchor:middle" o:gfxdata="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" filled="f" strokecolor="#e00" strokeweight="1.5pt"/>
                   </w:pict>
                 </mc:Fallback>
               </mc:AlternateContent>
             </w:r>
             <w:r>
               <w:rPr>
-                <w:rFonts w:ascii="Tahoma" w:hAnsi="Tahoma" w:cs="Tahoma"/>
-                <w:noProof/>
-              </w:rPr>
-              <w:drawing>
-                <wp:inline distT="0" distB="0" distL="0" distR="0" wp14:anchorId="3257CF0B" wp14:editId="6DAEB262">
-                  <wp:extent cx="2526030" cy="2052320"/>
-                  <wp:effectExtent l="0" t="0" r="7620" b="5080"/>
-                  <wp:docPr id="1312242524" name="Picture 1"/>
-                  <wp:cNvGraphicFramePr>
-                    <a:graphicFrameLocks xmlns:a="http://schemas.openxmlformats.org/drawingml/2006/main" noChangeAspect="1"/>
-                  </wp:cNvGraphicFramePr>
-                  <a:graphic xmlns:a="http://schemas.openxmlformats.org/drawingml/2006/main">
-                    <a:graphicData uri="http://schemas.openxmlformats.org/drawingml/2006/picture">
-                      <pic:pic xmlns:pic="http://schemas.openxmlformats.org/drawingml/2006/picture">
-                        <pic:nvPicPr>
-                          <pic:cNvPr id="1312242524" name=""/>
-                          <pic:cNvPicPr/>
-                        </pic:nvPicPr>
-                        <pic:blipFill>
-                          <a:blip r:embed="rId9"/>
-                          <a:stretch>
-                            <a:fillRect/>
-                          </a:stretch>
-                        </pic:blipFill>
-                        <pic:spPr>
-                          <a:xfrm>
-                            <a:off x="0" y="0"/>
-                            <a:ext cx="2526030" cy="2052320"/>
-                          </a:xfrm>
-                          <a:prstGeom prst="rect">
-                            <a:avLst/>
-                          </a:prstGeom>
-                        </pic:spPr>
-                      </pic:pic>
-                    </a:graphicData>
-                  </a:graphic>
-                </wp:inline>
-              </w:drawing>
+                <w:rFonts w:cstheme="minorHAnsi"/>
+              </w:rPr>
+              <w:t>{{ visual.image }}</w:t>
             </w:r>
           </w:p>
         </w:tc>
@@ -1222,7 +1190,7 @@
             <w:pPr>
               <w:spacing w:after="0" w:line="240" w:lineRule="auto"/>
               <w:rPr>
-                <w:rFonts w:ascii="Tahoma" w:hAnsi="Tahoma" w:cs="Tahoma"/>
+                <w:rFonts w:cstheme="minorHAnsi"/>
                 <w:b/>
                 <w:sz w:val="10"/>
                 <w:szCs w:val="16"/>
@@ -1246,7 +1214,7 @@
             <w:pPr>
               <w:spacing w:after="0" w:line="240" w:lineRule="auto"/>
               <w:rPr>
-                <w:rFonts w:ascii="Tahoma" w:hAnsi="Tahoma" w:cs="Tahoma"/>
+                <w:rFonts w:cstheme="minorHAnsi"/>
                 <w:b/>
                 <w:sz w:val="10"/>
                 <w:u w:val="single"/>
@@ -1269,7 +1237,7 @@
             <w:pPr>
               <w:spacing w:after="0" w:line="240" w:lineRule="auto"/>
               <w:rPr>
-                <w:rFonts w:ascii="Tahoma" w:hAnsi="Tahoma" w:cs="Tahoma"/>
+                <w:rFonts w:cstheme="minorHAnsi"/>
                 <w:b/>
                 <w:sz w:val="10"/>
                 <w:u w:val="single"/>
@@ -1290,7 +1258,7 @@
             <w:pPr>
               <w:spacing w:after="0" w:line="240" w:lineRule="auto"/>
               <w:rPr>
-                <w:rFonts w:ascii="Tahoma" w:hAnsi="Tahoma" w:cs="Tahoma"/>
+                <w:rFonts w:cstheme="minorHAnsi"/>
                 <w:b/>
                 <w:sz w:val="10"/>
                 <w:u w:val="single"/>
@@ -1312,7 +1280,7 @@
             <w:pPr>
               <w:spacing w:after="0" w:line="240" w:lineRule="auto"/>
               <w:rPr>
-                <w:rFonts w:ascii="Tahoma" w:hAnsi="Tahoma" w:cs="Tahoma"/>
+                <w:rFonts w:cstheme="minorHAnsi"/>
                 <w:b/>
                 <w:u w:val="single"/>
               </w:rPr>
@@ -1332,13 +1300,13 @@
               <w:spacing w:after="0" w:line="240" w:lineRule="auto"/>
               <w:ind w:left="144"/>
               <w:rPr>
-                <w:rFonts w:ascii="Tahoma" w:hAnsi="Tahoma" w:cs="Tahoma"/>
-                <w:b/>
-              </w:rPr>
-            </w:pPr>
-            <w:r>
-              <w:rPr>
-                <w:rFonts w:ascii="Tahoma" w:hAnsi="Tahoma" w:cs="Tahoma"/>
+                <w:rFonts w:cstheme="minorHAnsi"/>
+                <w:b/>
+              </w:rPr>
+            </w:pPr>
+            <w:r>
+              <w:rPr>
+                <w:rFonts w:cstheme="minorHAnsi"/>
                 <w:b/>
               </w:rPr>
               <w:t>PARAMETER</w:t>
@@ -1359,13 +1327,13 @@
               <w:spacing w:after="0" w:line="240" w:lineRule="auto"/>
               <w:jc w:val="center"/>
               <w:rPr>
-                <w:rFonts w:ascii="Tahoma" w:hAnsi="Tahoma" w:cs="Tahoma"/>
-                <w:b/>
-              </w:rPr>
-            </w:pPr>
-            <w:r>
-              <w:rPr>
-                <w:rFonts w:ascii="Tahoma" w:hAnsi="Tahoma" w:cs="Tahoma"/>
+                <w:rFonts w:cstheme="minorHAnsi"/>
+                <w:b/>
+              </w:rPr>
+            </w:pPr>
+            <w:r>
+              <w:rPr>
+                <w:rFonts w:cstheme="minorHAnsi"/>
                 <w:b/>
               </w:rPr>
               <w:t>VALUE</w:t>
@@ -1386,7 +1354,7 @@
             <w:pPr>
               <w:spacing w:after="0" w:line="240" w:lineRule="auto"/>
               <w:rPr>
-                <w:rFonts w:ascii="Tahoma" w:hAnsi="Tahoma" w:cs="Tahoma"/>
+                <w:rFonts w:cstheme="minorHAnsi"/>
                 <w:b/>
                 <w:u w:val="single"/>
               </w:rPr>
@@ -1407,7 +1375,7 @@
             <w:pPr>
               <w:spacing w:after="0" w:line="240" w:lineRule="auto"/>
               <w:rPr>
-                <w:rFonts w:ascii="Tahoma" w:hAnsi="Tahoma" w:cs="Tahoma"/>
+                <w:rFonts w:cstheme="minorHAnsi"/>
                 <w:b/>
                 <w:u w:val="single"/>
               </w:rPr>
@@ -1428,7 +1396,7 @@
             <w:pPr>
               <w:spacing w:after="0" w:line="240" w:lineRule="auto"/>
               <w:rPr>
-                <w:rFonts w:ascii="Tahoma" w:hAnsi="Tahoma" w:cs="Tahoma"/>
+                <w:rFonts w:cstheme="minorHAnsi"/>
                 <w:b/>
                 <w:u w:val="single"/>
               </w:rPr>
@@ -1448,7 +1416,7 @@
             <w:pPr>
               <w:spacing w:after="0" w:line="240" w:lineRule="auto"/>
               <w:rPr>
-                <w:rFonts w:ascii="Tahoma" w:hAnsi="Tahoma" w:cs="Tahoma"/>
+                <w:rFonts w:cstheme="minorHAnsi"/>
                 <w:b/>
                 <w:u w:val="single"/>
               </w:rPr>
@@ -1469,7 +1437,7 @@
             <w:pPr>
               <w:spacing w:after="0" w:line="240" w:lineRule="auto"/>
               <w:rPr>
-                <w:rFonts w:ascii="Tahoma" w:hAnsi="Tahoma" w:cs="Tahoma"/>
+                <w:rFonts w:cstheme="minorHAnsi"/>
                 <w:b/>
                 <w:u w:val="single"/>
               </w:rPr>
@@ -1487,26 +1455,18 @@
               <w:spacing w:after="0" w:line="240" w:lineRule="auto"/>
               <w:ind w:left="144"/>
               <w:rPr>
-                <w:rFonts w:ascii="Tahoma" w:hAnsi="Tahoma" w:cs="Tahoma"/>
+                <w:rFonts w:cstheme="minorHAnsi"/>
                 <w:sz w:val="20"/>
                 <w:szCs w:val="18"/>
               </w:rPr>
             </w:pPr>
             <w:r>
               <w:rPr>
-                <w:rFonts w:ascii="Tahoma" w:hAnsi="Tahoma" w:cs="Tahoma"/>
+                <w:rFonts w:cstheme="minorHAnsi"/>
                 <w:sz w:val="20"/>
                 <w:szCs w:val="18"/>
               </w:rPr>
-              <w:t>Spot Temp.1 (Sp</w:t>
-            </w:r>
-            <w:r>
-              <w:rPr>
-                <w:rFonts w:ascii="Tahoma" w:hAnsi="Tahoma" w:cs="Tahoma"/>
-                <w:sz w:val="20"/>
-                <w:szCs w:val="18"/>
-              </w:rPr>
-              <w:t>1)</w:t>
+              <w:t>Spot Temp.1 (Sp1)</w:t>
             </w:r>
           </w:p>
         </w:tc>
@@ -1521,14 +1481,14 @@
               <w:spacing w:after="0" w:line="240" w:lineRule="auto"/>
               <w:jc w:val="center"/>
               <w:rPr>
-                <w:rFonts w:ascii="Tahoma" w:hAnsi="Tahoma" w:cs="Tahoma"/>
+                <w:rFonts w:cstheme="minorHAnsi"/>
                 <w:sz w:val="20"/>
                 <w:szCs w:val="18"/>
               </w:rPr>
             </w:pPr>
             <w:r>
               <w:rPr>
-                <w:rFonts w:ascii="Tahoma" w:hAnsi="Tahoma" w:cs="Tahoma"/>
+                <w:rFonts w:cstheme="minorHAnsi"/>
                 <w:sz w:val="20"/>
                 <w:szCs w:val="18"/>
               </w:rPr>
@@ -1549,7 +1509,7 @@
             <w:pPr>
               <w:spacing w:after="0" w:line="240" w:lineRule="auto"/>
               <w:rPr>
-                <w:rFonts w:ascii="Tahoma" w:hAnsi="Tahoma" w:cs="Tahoma"/>
+                <w:rFonts w:cstheme="minorHAnsi"/>
                 <w:b/>
                 <w:u w:val="single"/>
               </w:rPr>
@@ -1567,13 +1527,13 @@
               <w:ind w:left="88" w:right="33"/>
               <w:jc w:val="both"/>
               <w:rPr>
-                <w:rFonts w:ascii="Tahoma" w:hAnsi="Tahoma" w:cs="Tahoma"/>
-                <w:b/>
-              </w:rPr>
-            </w:pPr>
-            <w:r>
-              <w:rPr>
-                <w:rFonts w:ascii="Tahoma" w:hAnsi="Tahoma" w:cs="Tahoma"/>
+                <w:rFonts w:cstheme="minorHAnsi"/>
+                <w:b/>
+              </w:rPr>
+            </w:pPr>
+            <w:r>
+              <w:rPr>
+                <w:rFonts w:cstheme="minorHAnsi"/>
                 <w:b/>
               </w:rPr>
               <w:t>PARAMETER</w:t>
@@ -1592,13 +1552,13 @@
               <w:ind w:right="33"/>
               <w:jc w:val="center"/>
               <w:rPr>
-                <w:rFonts w:ascii="Tahoma" w:hAnsi="Tahoma" w:cs="Tahoma"/>
-                <w:b/>
-              </w:rPr>
-            </w:pPr>
-            <w:r>
-              <w:rPr>
-                <w:rFonts w:ascii="Tahoma" w:hAnsi="Tahoma" w:cs="Tahoma"/>
+                <w:rFonts w:cstheme="minorHAnsi"/>
+                <w:b/>
+              </w:rPr>
+            </w:pPr>
+            <w:r>
+              <w:rPr>
+                <w:rFonts w:cstheme="minorHAnsi"/>
                 <w:b/>
               </w:rPr>
               <w:t>VALUE</w:t>
@@ -1617,7 +1577,7 @@
             <w:pPr>
               <w:spacing w:after="0" w:line="240" w:lineRule="auto"/>
               <w:rPr>
-                <w:rFonts w:ascii="Tahoma" w:hAnsi="Tahoma" w:cs="Tahoma"/>
+                <w:rFonts w:cstheme="minorHAnsi"/>
                 <w:b/>
                 <w:u w:val="single"/>
               </w:rPr>
@@ -1638,7 +1598,7 @@
             <w:pPr>
               <w:spacing w:after="0" w:line="240" w:lineRule="auto"/>
               <w:rPr>
-                <w:rFonts w:ascii="Tahoma" w:hAnsi="Tahoma" w:cs="Tahoma"/>
+                <w:rFonts w:cstheme="minorHAnsi"/>
                 <w:b/>
                 <w:u w:val="single"/>
               </w:rPr>
@@ -1656,26 +1616,18 @@
               <w:spacing w:after="0" w:line="240" w:lineRule="auto"/>
               <w:ind w:left="144"/>
               <w:rPr>
-                <w:rFonts w:ascii="Tahoma" w:hAnsi="Tahoma" w:cs="Tahoma"/>
+                <w:rFonts w:cstheme="minorHAnsi"/>
                 <w:sz w:val="20"/>
                 <w:szCs w:val="18"/>
               </w:rPr>
             </w:pPr>
             <w:r>
               <w:rPr>
-                <w:rFonts w:ascii="Tahoma" w:hAnsi="Tahoma" w:cs="Tahoma"/>
+                <w:rFonts w:cstheme="minorHAnsi"/>
                 <w:sz w:val="20"/>
                 <w:szCs w:val="18"/>
               </w:rPr>
-              <w:t>Spot Temp. 2 (Sp</w:t>
-            </w:r>
-            <w:r>
-              <w:rPr>
-                <w:rFonts w:ascii="Tahoma" w:hAnsi="Tahoma" w:cs="Tahoma"/>
-                <w:sz w:val="20"/>
-                <w:szCs w:val="18"/>
-              </w:rPr>
-              <w:t>2)</w:t>
+              <w:t>Spot Temp. 2 (Sp2)</w:t>
             </w:r>
           </w:p>
         </w:tc>
@@ -1690,14 +1642,14 @@
               <w:spacing w:after="0" w:line="240" w:lineRule="auto"/>
               <w:jc w:val="center"/>
               <w:rPr>
-                <w:rFonts w:ascii="Tahoma" w:hAnsi="Tahoma" w:cs="Tahoma"/>
+                <w:rFonts w:cstheme="minorHAnsi"/>
                 <w:sz w:val="20"/>
                 <w:szCs w:val="18"/>
               </w:rPr>
             </w:pPr>
             <w:r>
               <w:rPr>
-                <w:rFonts w:ascii="Tahoma" w:hAnsi="Tahoma" w:cs="Tahoma"/>
+                <w:rFonts w:cstheme="minorHAnsi"/>
                 <w:sz w:val="20"/>
                 <w:szCs w:val="18"/>
               </w:rPr>
@@ -1718,7 +1670,7 @@
             <w:pPr>
               <w:spacing w:after="0" w:line="240" w:lineRule="auto"/>
               <w:rPr>
-                <w:rFonts w:ascii="Tahoma" w:hAnsi="Tahoma" w:cs="Tahoma"/>
+                <w:rFonts w:cstheme="minorHAnsi"/>
                 <w:b/>
                 <w:u w:val="single"/>
               </w:rPr>
@@ -1736,14 +1688,14 @@
               <w:spacing w:after="0" w:line="240" w:lineRule="auto"/>
               <w:ind w:left="88" w:right="33"/>
               <w:rPr>
-                <w:rFonts w:ascii="Tahoma" w:hAnsi="Tahoma" w:cs="Tahoma"/>
+                <w:rFonts w:cstheme="minorHAnsi"/>
                 <w:sz w:val="20"/>
                 <w:szCs w:val="18"/>
               </w:rPr>
             </w:pPr>
             <w:r>
               <w:rPr>
-                <w:rFonts w:ascii="Tahoma" w:hAnsi="Tahoma" w:cs="Tahoma"/>
+                <w:rFonts w:cstheme="minorHAnsi"/>
                 <w:sz w:val="20"/>
                 <w:szCs w:val="18"/>
               </w:rPr>
@@ -1763,14 +1715,14 @@
               <w:ind w:right="33"/>
               <w:jc w:val="center"/>
               <w:rPr>
-                <w:rFonts w:ascii="Tahoma" w:hAnsi="Tahoma" w:cs="Tahoma"/>
+                <w:rFonts w:cstheme="minorHAnsi"/>
                 <w:sz w:val="20"/>
                 <w:szCs w:val="18"/>
               </w:rPr>
             </w:pPr>
             <w:r>
               <w:rPr>
-                <w:rFonts w:ascii="Tahoma" w:hAnsi="Tahoma" w:cs="Tahoma"/>
+                <w:rFonts w:cstheme="minorHAnsi"/>
                 <w:sz w:val="20"/>
                 <w:szCs w:val="18"/>
               </w:rPr>
@@ -1790,7 +1742,7 @@
             <w:pPr>
               <w:spacing w:after="0" w:line="240" w:lineRule="auto"/>
               <w:rPr>
-                <w:rFonts w:ascii="Tahoma" w:hAnsi="Tahoma" w:cs="Tahoma"/>
+                <w:rFonts w:cstheme="minorHAnsi"/>
                 <w:b/>
                 <w:u w:val="single"/>
               </w:rPr>
@@ -1811,7 +1763,7 @@
             <w:pPr>
               <w:spacing w:after="0" w:line="240" w:lineRule="auto"/>
               <w:rPr>
-                <w:rFonts w:ascii="Tahoma" w:hAnsi="Tahoma" w:cs="Tahoma"/>
+                <w:rFonts w:cstheme="minorHAnsi"/>
                 <w:b/>
                 <w:u w:val="single"/>
               </w:rPr>
@@ -1829,14 +1781,14 @@
               <w:spacing w:after="0" w:line="240" w:lineRule="auto"/>
               <w:ind w:left="144"/>
               <w:rPr>
-                <w:rFonts w:ascii="Tahoma" w:hAnsi="Tahoma" w:cs="Tahoma"/>
+                <w:rFonts w:cstheme="minorHAnsi"/>
                 <w:sz w:val="20"/>
                 <w:szCs w:val="18"/>
               </w:rPr>
             </w:pPr>
             <w:r>
               <w:rPr>
-                <w:rFonts w:ascii="Tahoma" w:hAnsi="Tahoma" w:cs="Tahoma"/>
+                <w:rFonts w:cstheme="minorHAnsi"/>
                 <w:sz w:val="20"/>
                 <w:szCs w:val="18"/>
               </w:rPr>
@@ -1844,7 +1796,7 @@
             </w:r>
             <w:r>
               <w:rPr>
-                <w:rFonts w:ascii="Tahoma" w:hAnsi="Tahoma" w:cs="Tahoma"/>
+                <w:rFonts w:cstheme="minorHAnsi"/>
                 <w:sz w:val="20"/>
                 <w:szCs w:val="18"/>
               </w:rPr>
@@ -1863,14 +1815,14 @@
               <w:spacing w:after="0" w:line="240" w:lineRule="auto"/>
               <w:jc w:val="center"/>
               <w:rPr>
-                <w:rFonts w:ascii="Tahoma" w:hAnsi="Tahoma" w:cs="Tahoma"/>
+                <w:rFonts w:cstheme="minorHAnsi"/>
                 <w:sz w:val="20"/>
                 <w:szCs w:val="18"/>
               </w:rPr>
             </w:pPr>
             <w:r>
               <w:rPr>
-                <w:rFonts w:ascii="Tahoma" w:hAnsi="Tahoma" w:cs="Tahoma"/>
+                <w:rFonts w:cstheme="minorHAnsi"/>
                 <w:sz w:val="20"/>
                 <w:szCs w:val="18"/>
               </w:rPr>
@@ -1878,15 +1830,15 @@
             </w:r>
             <w:r>
               <w:rPr>
-                <w:rFonts w:ascii="Tahoma" w:hAnsi="Tahoma" w:cs="Tahoma"/>
+                <w:rFonts w:cstheme="minorHAnsi"/>
                 <w:sz w:val="20"/>
                 <w:szCs w:val="18"/>
               </w:rPr>
-              <w:instrText xml:space="preserve">DOCVARIABLE _Fd512013820 \* MERGEFORMAT </w:instrText>
-            </w:r>
-            <w:r>
-              <w:rPr>
-                <w:rFonts w:ascii="Tahoma" w:hAnsi="Tahoma" w:cs="Tahoma"/>
+              <w:instrText xml:space="preserve">DOCVARIABLE _Fd1207812475 \* MERGEFORMAT </w:instrText>
+            </w:r>
+            <w:r>
+              <w:rPr>
+                <w:rFonts w:cstheme="minorHAnsi"/>
                 <w:sz w:val="20"/>
                 <w:szCs w:val="18"/>
               </w:rPr>
@@ -1894,7 +1846,7 @@
             </w:r>
             <w:r>
               <w:rPr>
-                <w:rFonts w:ascii="Tahoma" w:hAnsi="Tahoma" w:cs="Tahoma"/>
+                <w:rFonts w:cstheme="minorHAnsi"/>
                 <w:sz w:val="20"/>
                 <w:szCs w:val="18"/>
               </w:rPr>
@@ -1902,7 +1854,7 @@
             </w:r>
             <w:r>
               <w:rPr>
-                <w:rFonts w:ascii="Tahoma" w:hAnsi="Tahoma" w:cs="Tahoma"/>
+                <w:rFonts w:cstheme="minorHAnsi"/>
                 <w:sz w:val="20"/>
                 <w:szCs w:val="18"/>
               </w:rPr>
@@ -1923,7 +1875,7 @@
             <w:pPr>
               <w:spacing w:after="0" w:line="240" w:lineRule="auto"/>
               <w:rPr>
-                <w:rFonts w:ascii="Tahoma" w:hAnsi="Tahoma" w:cs="Tahoma"/>
+                <w:rFonts w:cstheme="minorHAnsi"/>
                 <w:b/>
                 <w:u w:val="single"/>
               </w:rPr>
@@ -1941,14 +1893,14 @@
               <w:spacing w:after="0" w:line="240" w:lineRule="auto"/>
               <w:ind w:left="88" w:right="33"/>
               <w:rPr>
-                <w:rFonts w:ascii="Tahoma" w:hAnsi="Tahoma" w:cs="Tahoma"/>
+                <w:rFonts w:cstheme="minorHAnsi"/>
                 <w:sz w:val="20"/>
                 <w:szCs w:val="18"/>
               </w:rPr>
             </w:pPr>
             <w:r>
               <w:rPr>
-                <w:rFonts w:ascii="Tahoma" w:hAnsi="Tahoma" w:cs="Tahoma"/>
+                <w:rFonts w:cstheme="minorHAnsi"/>
                 <w:sz w:val="20"/>
                 <w:szCs w:val="18"/>
               </w:rPr>
@@ -1968,14 +1920,14 @@
               <w:ind w:right="33"/>
               <w:jc w:val="center"/>
               <w:rPr>
-                <w:rFonts w:ascii="Tahoma" w:hAnsi="Tahoma" w:cs="Tahoma"/>
+                <w:rFonts w:cstheme="minorHAnsi"/>
                 <w:sz w:val="20"/>
                 <w:szCs w:val="18"/>
               </w:rPr>
             </w:pPr>
             <w:r>
               <w:rPr>
-                <w:rFonts w:ascii="Tahoma" w:hAnsi="Tahoma" w:cs="Tahoma"/>
+                <w:rFonts w:cstheme="minorHAnsi"/>
                 <w:sz w:val="20"/>
                 <w:szCs w:val="18"/>
               </w:rPr>
@@ -1995,7 +1947,7 @@
             <w:pPr>
               <w:spacing w:after="0" w:line="240" w:lineRule="auto"/>
               <w:rPr>
-                <w:rFonts w:ascii="Tahoma" w:hAnsi="Tahoma" w:cs="Tahoma"/>
+                <w:rFonts w:cstheme="minorHAnsi"/>
                 <w:b/>
                 <w:u w:val="single"/>
               </w:rPr>
@@ -2016,7 +1968,7 @@
             <w:pPr>
               <w:spacing w:after="0" w:line="240" w:lineRule="auto"/>
               <w:rPr>
-                <w:rFonts w:ascii="Tahoma" w:hAnsi="Tahoma" w:cs="Tahoma"/>
+                <w:rFonts w:cstheme="minorHAnsi"/>
                 <w:b/>
                 <w:u w:val="single"/>
               </w:rPr>
@@ -2034,14 +1986,14 @@
               <w:spacing w:after="0" w:line="240" w:lineRule="auto"/>
               <w:ind w:left="144"/>
               <w:rPr>
-                <w:rFonts w:ascii="Tahoma" w:hAnsi="Tahoma" w:cs="Tahoma"/>
+                <w:rFonts w:cstheme="minorHAnsi"/>
                 <w:sz w:val="20"/>
                 <w:szCs w:val="18"/>
               </w:rPr>
             </w:pPr>
             <w:r>
               <w:rPr>
-                <w:rFonts w:ascii="Tahoma" w:hAnsi="Tahoma" w:cs="Tahoma"/>
+                <w:rFonts w:cstheme="minorHAnsi"/>
                 <w:sz w:val="20"/>
                 <w:szCs w:val="18"/>
               </w:rPr>
@@ -2060,14 +2012,14 @@
               <w:spacing w:after="0" w:line="240" w:lineRule="auto"/>
               <w:jc w:val="center"/>
               <w:rPr>
-                <w:rFonts w:ascii="Tahoma" w:hAnsi="Tahoma" w:cs="Tahoma"/>
+                <w:rFonts w:cstheme="minorHAnsi"/>
                 <w:sz w:val="20"/>
                 <w:szCs w:val="18"/>
               </w:rPr>
             </w:pPr>
             <w:r>
               <w:rPr>
-                <w:rFonts w:ascii="Tahoma" w:hAnsi="Tahoma" w:cs="Tahoma"/>
+                <w:rFonts w:cstheme="minorHAnsi"/>
                 <w:sz w:val="20"/>
                 <w:szCs w:val="20"/>
               </w:rPr>
@@ -2088,7 +2040,7 @@
             <w:pPr>
               <w:spacing w:after="0" w:line="240" w:lineRule="auto"/>
               <w:rPr>
-                <w:rFonts w:ascii="Tahoma" w:hAnsi="Tahoma" w:cs="Tahoma"/>
+                <w:rFonts w:cstheme="minorHAnsi"/>
                 <w:b/>
                 <w:u w:val="single"/>
               </w:rPr>
@@ -2106,14 +2058,14 @@
               <w:spacing w:after="0" w:line="240" w:lineRule="auto"/>
               <w:ind w:left="88" w:right="33"/>
               <w:rPr>
-                <w:rFonts w:ascii="Tahoma" w:hAnsi="Tahoma" w:cs="Tahoma"/>
+                <w:rFonts w:cstheme="minorHAnsi"/>
                 <w:sz w:val="20"/>
                 <w:szCs w:val="18"/>
               </w:rPr>
             </w:pPr>
             <w:r>
               <w:rPr>
-                <w:rFonts w:ascii="Tahoma" w:hAnsi="Tahoma" w:cs="Tahoma"/>
+                <w:rFonts w:cstheme="minorHAnsi"/>
                 <w:sz w:val="20"/>
                 <w:szCs w:val="18"/>
               </w:rPr>
@@ -2133,14 +2085,14 @@
               <w:ind w:right="33"/>
               <w:jc w:val="center"/>
               <w:rPr>
-                <w:rFonts w:ascii="Tahoma" w:hAnsi="Tahoma" w:cs="Tahoma"/>
+                <w:rFonts w:cstheme="minorHAnsi"/>
                 <w:sz w:val="20"/>
                 <w:szCs w:val="18"/>
               </w:rPr>
             </w:pPr>
             <w:r>
               <w:rPr>
-                <w:rFonts w:ascii="Tahoma" w:hAnsi="Tahoma" w:cs="Tahoma"/>
+                <w:rFonts w:cstheme="minorHAnsi"/>
                 <w:sz w:val="20"/>
                 <w:szCs w:val="18"/>
               </w:rPr>
@@ -2160,7 +2112,7 @@
             <w:pPr>
               <w:spacing w:after="0" w:line="240" w:lineRule="auto"/>
               <w:rPr>
-                <w:rFonts w:ascii="Tahoma" w:hAnsi="Tahoma" w:cs="Tahoma"/>
+                <w:rFonts w:cstheme="minorHAnsi"/>
                 <w:b/>
                 <w:u w:val="single"/>
               </w:rPr>
@@ -2181,7 +2133,7 @@
             <w:pPr>
               <w:spacing w:after="0" w:line="240" w:lineRule="auto"/>
               <w:rPr>
-                <w:rFonts w:ascii="Tahoma" w:hAnsi="Tahoma" w:cs="Tahoma"/>
+                <w:rFonts w:cstheme="minorHAnsi"/>
                 <w:b/>
                 <w:u w:val="single"/>
               </w:rPr>
@@ -2199,7 +2151,7 @@
               <w:spacing w:after="0" w:line="240" w:lineRule="auto"/>
               <w:ind w:left="144"/>
               <w:rPr>
-                <w:rFonts w:ascii="Tahoma" w:hAnsi="Tahoma" w:cs="Tahoma"/>
+                <w:rFonts w:cstheme="minorHAnsi"/>
                 <w:b/>
                 <w:sz w:val="20"/>
                 <w:szCs w:val="18"/>
@@ -2207,7 +2159,7 @@
             </w:pPr>
             <w:r>
               <w:rPr>
-                <w:rFonts w:ascii="Tahoma" w:hAnsi="Tahoma" w:cs="Tahoma"/>
+                <w:rFonts w:cstheme="minorHAnsi"/>
                 <w:sz w:val="20"/>
                 <w:szCs w:val="18"/>
               </w:rPr>
@@ -2226,14 +2178,14 @@
               <w:spacing w:after="0" w:line="240" w:lineRule="auto"/>
               <w:jc w:val="center"/>
               <w:rPr>
-                <w:rFonts w:ascii="Tahoma" w:hAnsi="Tahoma" w:cs="Tahoma"/>
+                <w:rFonts w:cstheme="minorHAnsi"/>
                 <w:sz w:val="20"/>
                 <w:szCs w:val="20"/>
               </w:rPr>
             </w:pPr>
             <w:r>
               <w:rPr>
-                <w:rFonts w:ascii="Tahoma" w:hAnsi="Tahoma" w:cs="Tahoma"/>
+                <w:rFonts w:cstheme="minorHAnsi"/>
                 <w:sz w:val="20"/>
                 <w:szCs w:val="20"/>
               </w:rPr>
@@ -2254,7 +2206,7 @@
             <w:pPr>
               <w:spacing w:after="0" w:line="240" w:lineRule="auto"/>
               <w:rPr>
-                <w:rFonts w:ascii="Tahoma" w:hAnsi="Tahoma" w:cs="Tahoma"/>
+                <w:rFonts w:cstheme="minorHAnsi"/>
                 <w:b/>
                 <w:u w:val="single"/>
               </w:rPr>
@@ -2275,14 +2227,14 @@
               <w:spacing w:after="0" w:line="240" w:lineRule="auto"/>
               <w:ind w:left="88" w:right="33"/>
               <w:rPr>
-                <w:rFonts w:ascii="Tahoma" w:hAnsi="Tahoma" w:cs="Tahoma"/>
+                <w:rFonts w:cstheme="minorHAnsi"/>
                 <w:sz w:val="20"/>
                 <w:szCs w:val="18"/>
               </w:rPr>
             </w:pPr>
             <w:r>
               <w:rPr>
-                <w:rFonts w:ascii="Tahoma" w:hAnsi="Tahoma" w:cs="Tahoma"/>
+                <w:rFonts w:cstheme="minorHAnsi"/>
                 <w:sz w:val="20"/>
                 <w:szCs w:val="18"/>
               </w:rPr>
@@ -2305,14 +2257,14 @@
               <w:ind w:right="33"/>
               <w:jc w:val="center"/>
               <w:rPr>
-                <w:rFonts w:ascii="Tahoma" w:hAnsi="Tahoma" w:cs="Tahoma"/>
+                <w:rFonts w:cstheme="minorHAnsi"/>
                 <w:sz w:val="20"/>
                 <w:szCs w:val="18"/>
               </w:rPr>
             </w:pPr>
             <w:r>
               <w:rPr>
-                <w:rFonts w:ascii="Tahoma" w:hAnsi="Tahoma" w:cs="Tahoma"/>
+                <w:rFonts w:cstheme="minorHAnsi"/>
                 <w:sz w:val="20"/>
                 <w:szCs w:val="18"/>
               </w:rPr>
@@ -2332,7 +2284,7 @@
             <w:pPr>
               <w:spacing w:after="0" w:line="240" w:lineRule="auto"/>
               <w:rPr>
-                <w:rFonts w:ascii="Tahoma" w:hAnsi="Tahoma" w:cs="Tahoma"/>
+                <w:rFonts w:cstheme="minorHAnsi"/>
                 <w:b/>
                 <w:u w:val="single"/>
               </w:rPr>
@@ -2353,7 +2305,7 @@
             <w:pPr>
               <w:spacing w:after="0" w:line="240" w:lineRule="auto"/>
               <w:rPr>
-                <w:rFonts w:ascii="Tahoma" w:hAnsi="Tahoma" w:cs="Tahoma"/>
+                <w:rFonts w:cstheme="minorHAnsi"/>
                 <w:b/>
                 <w:u w:val="single"/>
               </w:rPr>
@@ -2371,14 +2323,14 @@
               <w:spacing w:after="0" w:line="240" w:lineRule="auto"/>
               <w:ind w:left="144"/>
               <w:rPr>
-                <w:rFonts w:ascii="Tahoma" w:hAnsi="Tahoma" w:cs="Tahoma"/>
+                <w:rFonts w:cstheme="minorHAnsi"/>
                 <w:sz w:val="20"/>
                 <w:szCs w:val="18"/>
               </w:rPr>
             </w:pPr>
             <w:r>
               <w:rPr>
-                <w:rFonts w:ascii="Tahoma" w:hAnsi="Tahoma" w:cs="Tahoma"/>
+                <w:rFonts w:cstheme="minorHAnsi"/>
                 <w:sz w:val="20"/>
                 <w:szCs w:val="18"/>
               </w:rPr>
@@ -2397,14 +2349,14 @@
               <w:spacing w:after="0" w:line="240" w:lineRule="auto"/>
               <w:jc w:val="center"/>
               <w:rPr>
-                <w:rFonts w:ascii="Tahoma" w:hAnsi="Tahoma" w:cs="Tahoma"/>
+                <w:rFonts w:cstheme="minorHAnsi"/>
                 <w:sz w:val="20"/>
                 <w:szCs w:val="20"/>
               </w:rPr>
             </w:pPr>
             <w:r>
               <w:rPr>
-                <w:rFonts w:ascii="Tahoma" w:hAnsi="Tahoma" w:cs="Tahoma"/>
+                <w:rFonts w:cstheme="minorHAnsi"/>
                 <w:sz w:val="20"/>
                 <w:szCs w:val="18"/>
               </w:rPr>
@@ -2425,7 +2377,7 @@
             <w:pPr>
               <w:spacing w:after="0" w:line="240" w:lineRule="auto"/>
               <w:rPr>
-                <w:rFonts w:ascii="Tahoma" w:hAnsi="Tahoma" w:cs="Tahoma"/>
+                <w:rFonts w:cstheme="minorHAnsi"/>
                 <w:b/>
                 <w:u w:val="single"/>
               </w:rPr>
@@ -2446,14 +2398,14 @@
               <w:spacing w:after="0" w:line="240" w:lineRule="auto"/>
               <w:ind w:left="88" w:right="33"/>
               <w:rPr>
-                <w:rFonts w:ascii="Tahoma" w:hAnsi="Tahoma" w:cs="Tahoma"/>
+                <w:rFonts w:cstheme="minorHAnsi"/>
                 <w:sz w:val="20"/>
                 <w:szCs w:val="18"/>
               </w:rPr>
             </w:pPr>
             <w:r>
               <w:rPr>
-                <w:rFonts w:ascii="Tahoma" w:hAnsi="Tahoma" w:cs="Tahoma"/>
+                <w:rFonts w:cstheme="minorHAnsi"/>
                 <w:sz w:val="20"/>
                 <w:szCs w:val="18"/>
               </w:rPr>
@@ -2476,14 +2428,14 @@
               <w:ind w:right="33"/>
               <w:jc w:val="center"/>
               <w:rPr>
-                <w:rFonts w:ascii="Tahoma" w:hAnsi="Tahoma" w:cs="Tahoma"/>
+                <w:rFonts w:cstheme="minorHAnsi"/>
                 <w:sz w:val="20"/>
                 <w:szCs w:val="18"/>
               </w:rPr>
             </w:pPr>
             <w:r>
               <w:rPr>
-                <w:rFonts w:ascii="Tahoma" w:hAnsi="Tahoma" w:cs="Tahoma"/>
+                <w:rFonts w:cstheme="minorHAnsi"/>
                 <w:sz w:val="20"/>
                 <w:szCs w:val="18"/>
               </w:rPr>
@@ -2503,7 +2455,7 @@
             <w:pPr>
               <w:spacing w:after="0" w:line="240" w:lineRule="auto"/>
               <w:rPr>
-                <w:rFonts w:ascii="Tahoma" w:hAnsi="Tahoma" w:cs="Tahoma"/>
+                <w:rFonts w:cstheme="minorHAnsi"/>
                 <w:b/>
                 <w:u w:val="single"/>
               </w:rPr>
@@ -2524,7 +2476,7 @@
             <w:pPr>
               <w:spacing w:after="0" w:line="240" w:lineRule="auto"/>
               <w:rPr>
-                <w:rFonts w:ascii="Tahoma" w:hAnsi="Tahoma" w:cs="Tahoma"/>
+                <w:rFonts w:cstheme="minorHAnsi"/>
                 <w:b/>
                 <w:u w:val="single"/>
               </w:rPr>
@@ -2545,26 +2497,18 @@
               <w:spacing w:after="0" w:line="240" w:lineRule="auto"/>
               <w:ind w:left="144"/>
               <w:rPr>
-                <w:rFonts w:ascii="Tahoma" w:hAnsi="Tahoma" w:cs="Tahoma"/>
+                <w:rFonts w:cstheme="minorHAnsi"/>
                 <w:sz w:val="20"/>
                 <w:szCs w:val="18"/>
               </w:rPr>
             </w:pPr>
             <w:r>
               <w:rPr>
-                <w:rFonts w:ascii="Tahoma" w:hAnsi="Tahoma" w:cs="Tahoma"/>
+                <w:rFonts w:cstheme="minorHAnsi"/>
                 <w:sz w:val="20"/>
                 <w:szCs w:val="18"/>
               </w:rPr>
-              <w:t>Defect</w:t>
-            </w:r>
-            <w:r>
-              <w:rPr>
-                <w:rFonts w:ascii="Tahoma" w:hAnsi="Tahoma" w:cs="Tahoma"/>
-                <w:sz w:val="20"/>
-                <w:szCs w:val="18"/>
-              </w:rPr>
-              <w:t xml:space="preserve"> </w:t>
+              <w:t xml:space="preserve">Defect </w:t>
             </w:r>
           </w:p>
         </w:tc>
@@ -2582,14 +2526,14 @@
               <w:spacing w:after="0" w:line="240" w:lineRule="auto"/>
               <w:jc w:val="center"/>
               <w:rPr>
-                <w:rFonts w:ascii="Tahoma" w:hAnsi="Tahoma" w:cs="Tahoma"/>
+                <w:rFonts w:cstheme="minorHAnsi"/>
                 <w:sz w:val="20"/>
                 <w:szCs w:val="18"/>
               </w:rPr>
             </w:pPr>
             <w:r>
               <w:rPr>
-                <w:rFonts w:ascii="Tahoma" w:hAnsi="Tahoma" w:cs="Tahoma"/>
+                <w:rFonts w:cstheme="minorHAnsi"/>
                 <w:sz w:val="20"/>
                 <w:szCs w:val="18"/>
               </w:rPr>
@@ -2611,7 +2555,7 @@
             <w:pPr>
               <w:spacing w:after="0" w:line="240" w:lineRule="auto"/>
               <w:rPr>
-                <w:rFonts w:ascii="Tahoma" w:hAnsi="Tahoma" w:cs="Tahoma"/>
+                <w:rFonts w:cstheme="minorHAnsi"/>
                 <w:b/>
                 <w:u w:val="single"/>
               </w:rPr>
@@ -2635,7 +2579,7 @@
               <w:spacing w:after="0" w:line="240" w:lineRule="auto"/>
               <w:ind w:left="88" w:right="33"/>
               <w:rPr>
-                <w:rFonts w:ascii="Tahoma" w:hAnsi="Tahoma" w:cs="Tahoma"/>
+                <w:rFonts w:cstheme="minorHAnsi"/>
                 <w:sz w:val="20"/>
                 <w:szCs w:val="18"/>
               </w:rPr>
@@ -2660,7 +2604,7 @@
               <w:ind w:right="33"/>
               <w:jc w:val="center"/>
               <w:rPr>
-                <w:rFonts w:ascii="Tahoma" w:hAnsi="Tahoma" w:cs="Tahoma"/>
+                <w:rFonts w:cstheme="minorHAnsi"/>
                 <w:sz w:val="20"/>
                 <w:szCs w:val="18"/>
               </w:rPr>
@@ -2680,7 +2624,7 @@
             <w:pPr>
               <w:spacing w:after="0" w:line="240" w:lineRule="auto"/>
               <w:rPr>
-                <w:rFonts w:ascii="Tahoma" w:hAnsi="Tahoma" w:cs="Tahoma"/>
+                <w:rFonts w:cstheme="minorHAnsi"/>
                 <w:b/>
                 <w:u w:val="single"/>
               </w:rPr>
@@ -2705,7 +2649,7 @@
             <w:pPr>
               <w:spacing w:after="0" w:line="240" w:lineRule="auto"/>
               <w:rPr>
-                <w:rFonts w:ascii="Tahoma" w:hAnsi="Tahoma" w:cs="Tahoma"/>
+                <w:rFonts w:cstheme="minorHAnsi"/>
                 <w:b/>
                 <w:sz w:val="10"/>
                 <w:u w:val="single"/>
@@ -2716,7 +2660,7 @@
             <w:pPr>
               <w:spacing w:after="0" w:line="240" w:lineRule="auto"/>
               <w:rPr>
-                <w:rFonts w:ascii="Tahoma" w:hAnsi="Tahoma" w:cs="Tahoma"/>
+                <w:rFonts w:cstheme="minorHAnsi"/>
                 <w:b/>
                 <w:sz w:val="10"/>
                 <w:u w:val="single"/>
@@ -2739,7 +2683,7 @@
             <w:pPr>
               <w:spacing w:after="0" w:line="240" w:lineRule="auto"/>
               <w:rPr>
-                <w:rFonts w:ascii="Tahoma" w:hAnsi="Tahoma" w:cs="Tahoma"/>
+                <w:rFonts w:cstheme="minorHAnsi"/>
                 <w:b/>
                 <w:sz w:val="6"/>
                 <w:u w:val="single"/>
@@ -2760,7 +2704,7 @@
             <w:pPr>
               <w:spacing w:after="0" w:line="240" w:lineRule="auto"/>
               <w:rPr>
-                <w:rFonts w:ascii="Tahoma" w:hAnsi="Tahoma" w:cs="Tahoma"/>
+                <w:rFonts w:cstheme="minorHAnsi"/>
                 <w:b/>
                 <w:sz w:val="10"/>
                 <w:u w:val="single"/>
@@ -2786,7 +2730,7 @@
             <w:pPr>
               <w:spacing w:after="0" w:line="240" w:lineRule="auto"/>
               <w:rPr>
-                <w:rFonts w:ascii="Tahoma" w:hAnsi="Tahoma" w:cs="Tahoma"/>
+                <w:rFonts w:cstheme="minorHAnsi"/>
                 <w:b/>
                 <w:sz w:val="10"/>
                 <w:u w:val="single"/>
@@ -2809,7 +2753,7 @@
             <w:pPr>
               <w:spacing w:after="0" w:line="240" w:lineRule="auto"/>
               <w:rPr>
-                <w:rFonts w:ascii="Tahoma" w:hAnsi="Tahoma" w:cs="Tahoma"/>
+                <w:rFonts w:cstheme="minorHAnsi"/>
                 <w:b/>
                 <w:sz w:val="10"/>
                 <w:u w:val="single"/>
@@ -2830,7 +2774,7 @@
             <w:pPr>
               <w:spacing w:after="0" w:line="240" w:lineRule="auto"/>
               <w:rPr>
-                <w:rFonts w:ascii="Tahoma" w:hAnsi="Tahoma" w:cs="Tahoma"/>
+                <w:rFonts w:cstheme="minorHAnsi"/>
                 <w:b/>
                 <w:sz w:val="10"/>
                 <w:u w:val="single"/>
@@ -2853,7 +2797,7 @@
             <w:pPr>
               <w:spacing w:after="0" w:line="240" w:lineRule="auto"/>
               <w:rPr>
-                <w:rFonts w:ascii="Tahoma" w:hAnsi="Tahoma" w:cs="Tahoma"/>
+                <w:rFonts w:cstheme="minorHAnsi"/>
                 <w:b/>
                 <w:u w:val="single"/>
               </w:rPr>
@@ -2876,7 +2820,7 @@
               <w:spacing w:after="0" w:line="240" w:lineRule="auto"/>
               <w:jc w:val="center"/>
               <w:rPr>
-                <w:rFonts w:ascii="Tahoma" w:hAnsi="Tahoma" w:cs="Tahoma"/>
+                <w:rFonts w:cstheme="minorHAnsi"/>
                 <w:b/>
               </w:rPr>
             </w:pPr>
@@ -2897,7 +2841,7 @@
             <w:pPr>
               <w:spacing w:after="0" w:line="240" w:lineRule="auto"/>
               <w:rPr>
-                <w:rFonts w:ascii="Tahoma" w:hAnsi="Tahoma" w:cs="Tahoma"/>
+                <w:rFonts w:cstheme="minorHAnsi"/>
                 <w:b/>
                 <w:u w:val="single"/>
               </w:rPr>
@@ -2920,7 +2864,7 @@
               <w:spacing w:after="0" w:line="240" w:lineRule="auto"/>
               <w:jc w:val="center"/>
               <w:rPr>
-                <w:rFonts w:ascii="Tahoma" w:hAnsi="Tahoma" w:cs="Tahoma"/>
+                <w:rFonts w:cstheme="minorHAnsi"/>
                 <w:b/>
                 <w:u w:val="single"/>
               </w:rPr>
@@ -2940,7 +2884,7 @@
             <w:pPr>
               <w:spacing w:after="0" w:line="240" w:lineRule="auto"/>
               <w:rPr>
-                <w:rFonts w:ascii="Tahoma" w:hAnsi="Tahoma" w:cs="Tahoma"/>
+                <w:rFonts w:cstheme="minorHAnsi"/>
                 <w:b/>
                 <w:u w:val="single"/>
               </w:rPr>
@@ -2965,7 +2909,7 @@
             <w:pPr>
               <w:spacing w:after="0" w:line="240" w:lineRule="auto"/>
               <w:rPr>
-                <w:rFonts w:ascii="Tahoma" w:hAnsi="Tahoma" w:cs="Tahoma"/>
+                <w:rFonts w:cstheme="minorHAnsi"/>
                 <w:b/>
                 <w:sz w:val="10"/>
                 <w:u w:val="single"/>
@@ -2988,7 +2932,7 @@
             <w:pPr>
               <w:spacing w:after="0" w:line="240" w:lineRule="auto"/>
               <w:rPr>
-                <w:rFonts w:ascii="Tahoma" w:hAnsi="Tahoma" w:cs="Tahoma"/>
+                <w:rFonts w:cstheme="minorHAnsi"/>
                 <w:b/>
                 <w:sz w:val="2"/>
                 <w:u w:val="single"/>
@@ -3012,7 +2956,7 @@
             <w:pPr>
               <w:spacing w:after="0" w:line="240" w:lineRule="auto"/>
               <w:rPr>
-                <w:rFonts w:ascii="Tahoma" w:hAnsi="Tahoma" w:cs="Tahoma"/>
+                <w:rFonts w:cstheme="minorHAnsi"/>
                 <w:b/>
                 <w:sz w:val="10"/>
                 <w:u w:val="single"/>
@@ -3035,7 +2979,7 @@
             <w:pPr>
               <w:spacing w:after="0" w:line="240" w:lineRule="auto"/>
               <w:rPr>
-                <w:rFonts w:ascii="Tahoma" w:hAnsi="Tahoma" w:cs="Tahoma"/>
+                <w:rFonts w:cstheme="minorHAnsi"/>
                 <w:b/>
                 <w:sz w:val="10"/>
                 <w:u w:val="single"/>
@@ -3056,7 +3000,7 @@
             <w:pPr>
               <w:spacing w:after="0" w:line="240" w:lineRule="auto"/>
               <w:rPr>
-                <w:rFonts w:ascii="Tahoma" w:hAnsi="Tahoma" w:cs="Tahoma"/>
+                <w:rFonts w:cstheme="minorHAnsi"/>
                 <w:b/>
                 <w:sz w:val="10"/>
                 <w:u w:val="single"/>
@@ -3067,7 +3011,7 @@
       </w:tr>
       <w:tr>
         <w:trPr>
-          <w:trHeight w:val="121"/>
+          <w:trHeight w:val="122"/>
         </w:trPr>
         <w:tc>
           <w:tcPr>
@@ -3082,7 +3026,7 @@
             <w:pPr>
               <w:spacing w:after="0" w:line="240" w:lineRule="auto"/>
               <w:rPr>
-                <w:rFonts w:ascii="Tahoma" w:hAnsi="Tahoma" w:cs="Tahoma"/>
+                <w:rFonts w:cstheme="minorHAnsi"/>
                 <w:b/>
                 <w:sz w:val="10"/>
                 <w:u w:val="single"/>
@@ -3108,7 +3052,7 @@
               <w:spacing w:after="0" w:line="240" w:lineRule="auto"/>
               <w:jc w:val="center"/>
               <w:rPr>
-                <w:rFonts w:ascii="Tahoma" w:hAnsi="Tahoma" w:cs="Tahoma"/>
+                <w:rFonts w:cstheme="minorHAnsi"/>
                 <w:b/>
               </w:rPr>
             </w:pPr>
@@ -3130,7 +3074,7 @@
             <w:pPr>
               <w:spacing w:after="0" w:line="240" w:lineRule="auto"/>
               <w:rPr>
-                <w:rFonts w:ascii="Tahoma" w:hAnsi="Tahoma" w:cs="Tahoma"/>
+                <w:rFonts w:cstheme="minorHAnsi"/>
                 <w:b/>
                 <w:sz w:val="10"/>
                 <w:u w:val="single"/>
@@ -3156,7 +3100,7 @@
               <w:spacing w:after="0" w:line="240" w:lineRule="auto"/>
               <w:jc w:val="center"/>
               <w:rPr>
-                <w:rFonts w:ascii="Tahoma" w:hAnsi="Tahoma" w:cs="Tahoma"/>
+                <w:rFonts w:cstheme="minorHAnsi"/>
                 <w:b/>
               </w:rPr>
             </w:pPr>
@@ -3175,7 +3119,7 @@
             <w:pPr>
               <w:spacing w:after="0" w:line="240" w:lineRule="auto"/>
               <w:rPr>
-                <w:rFonts w:ascii="Tahoma" w:hAnsi="Tahoma" w:cs="Tahoma"/>
+                <w:rFonts w:cstheme="minorHAnsi"/>
                 <w:b/>
                 <w:sz w:val="10"/>
                 <w:u w:val="single"/>
@@ -3201,7 +3145,7 @@
             <w:pPr>
               <w:spacing w:after="0" w:line="240" w:lineRule="auto"/>
               <w:rPr>
-                <w:rFonts w:ascii="Tahoma" w:hAnsi="Tahoma" w:cs="Tahoma"/>
+                <w:rFonts w:cstheme="minorHAnsi"/>
                 <w:b/>
                 <w:u w:val="single"/>
               </w:rPr>
@@ -3229,7 +3173,7 @@
               <w:spacing w:after="0" w:line="240" w:lineRule="auto"/>
               <w:jc w:val="center"/>
               <w:rPr>
-                <w:rFonts w:ascii="Tahoma" w:hAnsi="Tahoma" w:cs="Tahoma"/>
+                <w:rFonts w:cstheme="minorHAnsi"/>
               </w:rPr>
             </w:pPr>
           </w:p>
@@ -3249,7 +3193,7 @@
             <w:pPr>
               <w:spacing w:after="0" w:line="240" w:lineRule="auto"/>
               <w:rPr>
-                <w:rFonts w:ascii="Tahoma" w:hAnsi="Tahoma" w:cs="Tahoma"/>
+                <w:rFonts w:cstheme="minorHAnsi"/>
                 <w:b/>
                 <w:u w:val="single"/>
               </w:rPr>
@@ -3272,7 +3216,7 @@
             <w:pPr>
               <w:spacing w:after="0" w:line="240" w:lineRule="auto"/>
               <w:rPr>
-                <w:rFonts w:ascii="Tahoma" w:hAnsi="Tahoma" w:cs="Tahoma"/>
+                <w:rFonts w:cstheme="minorHAnsi"/>
                 <w:b/>
                 <w:u w:val="single"/>
               </w:rPr>
@@ -3292,7 +3236,7 @@
             <w:pPr>
               <w:spacing w:after="0" w:line="240" w:lineRule="auto"/>
               <w:rPr>
-                <w:rFonts w:ascii="Tahoma" w:hAnsi="Tahoma" w:cs="Tahoma"/>
+                <w:rFonts w:cstheme="minorHAnsi"/>
                 <w:b/>
                 <w:u w:val="single"/>
               </w:rPr>
@@ -3317,7 +3261,7 @@
             <w:pPr>
               <w:spacing w:after="0" w:line="240" w:lineRule="auto"/>
               <w:rPr>
-                <w:rFonts w:ascii="Tahoma" w:hAnsi="Tahoma" w:cs="Tahoma"/>
+                <w:rFonts w:cstheme="minorHAnsi"/>
                 <w:b/>
                 <w:u w:val="single"/>
               </w:rPr>
@@ -3340,7 +3284,7 @@
             <w:pPr>
               <w:spacing w:after="0" w:line="240" w:lineRule="auto"/>
               <w:rPr>
-                <w:rFonts w:ascii="Tahoma" w:hAnsi="Tahoma" w:cs="Tahoma"/>
+                <w:rFonts w:cstheme="minorHAnsi"/>
                 <w:b/>
                 <w:u w:val="single"/>
               </w:rPr>
@@ -3362,7 +3306,7 @@
             <w:pPr>
               <w:spacing w:after="0" w:line="240" w:lineRule="auto"/>
               <w:rPr>
-                <w:rFonts w:ascii="Tahoma" w:hAnsi="Tahoma" w:cs="Tahoma"/>
+                <w:rFonts w:cstheme="minorHAnsi"/>
                 <w:b/>
                 <w:u w:val="single"/>
               </w:rPr>
@@ -3385,7 +3329,7 @@
             <w:pPr>
               <w:spacing w:after="0" w:line="240" w:lineRule="auto"/>
               <w:rPr>
-                <w:rFonts w:ascii="Tahoma" w:hAnsi="Tahoma" w:cs="Tahoma"/>
+                <w:rFonts w:cstheme="minorHAnsi"/>
                 <w:b/>
                 <w:u w:val="single"/>
               </w:rPr>
@@ -3405,7 +3349,7 @@
             <w:pPr>
               <w:spacing w:after="0" w:line="240" w:lineRule="auto"/>
               <w:rPr>
-                <w:rFonts w:ascii="Tahoma" w:hAnsi="Tahoma" w:cs="Tahoma"/>
+                <w:rFonts w:cstheme="minorHAnsi"/>
                 <w:b/>
                 <w:u w:val="single"/>
               </w:rPr>
@@ -3430,7 +3374,7 @@
             <w:pPr>
               <w:spacing w:after="0" w:line="240" w:lineRule="auto"/>
               <w:rPr>
-                <w:rFonts w:ascii="Tahoma" w:hAnsi="Tahoma" w:cs="Tahoma"/>
+                <w:rFonts w:cstheme="minorHAnsi"/>
                 <w:b/>
                 <w:u w:val="single"/>
               </w:rPr>
@@ -3453,7 +3397,7 @@
             <w:pPr>
               <w:spacing w:after="0" w:line="240" w:lineRule="auto"/>
               <w:rPr>
-                <w:rFonts w:ascii="Tahoma" w:hAnsi="Tahoma" w:cs="Tahoma"/>
+                <w:rFonts w:cstheme="minorHAnsi"/>
                 <w:b/>
                 <w:u w:val="single"/>
               </w:rPr>
@@ -3475,7 +3419,7 @@
             <w:pPr>
               <w:spacing w:after="0" w:line="240" w:lineRule="auto"/>
               <w:rPr>
-                <w:rFonts w:ascii="Tahoma" w:hAnsi="Tahoma" w:cs="Tahoma"/>
+                <w:rFonts w:cstheme="minorHAnsi"/>
                 <w:b/>
                 <w:u w:val="single"/>
               </w:rPr>
@@ -3498,7 +3442,7 @@
             <w:pPr>
               <w:spacing w:after="0" w:line="240" w:lineRule="auto"/>
               <w:rPr>
-                <w:rFonts w:ascii="Tahoma" w:hAnsi="Tahoma" w:cs="Tahoma"/>
+                <w:rFonts w:cstheme="minorHAnsi"/>
                 <w:b/>
                 <w:u w:val="single"/>
               </w:rPr>
@@ -3518,7 +3462,7 @@
             <w:pPr>
               <w:spacing w:after="0" w:line="240" w:lineRule="auto"/>
               <w:rPr>
-                <w:rFonts w:ascii="Tahoma" w:hAnsi="Tahoma" w:cs="Tahoma"/>
+                <w:rFonts w:cstheme="minorHAnsi"/>
                 <w:b/>
                 <w:u w:val="single"/>
               </w:rPr>
@@ -3544,7 +3488,7 @@
             <w:pPr>
               <w:spacing w:after="0" w:line="240" w:lineRule="auto"/>
               <w:rPr>
-                <w:rFonts w:ascii="Tahoma" w:hAnsi="Tahoma" w:cs="Tahoma"/>
+                <w:rFonts w:cstheme="minorHAnsi"/>
                 <w:b/>
                 <w:sz w:val="20"/>
                 <w:u w:val="single"/>
@@ -3567,7 +3511,7 @@
             <w:pPr>
               <w:spacing w:after="0" w:line="240" w:lineRule="auto"/>
               <w:rPr>
-                <w:rFonts w:ascii="Tahoma" w:hAnsi="Tahoma" w:cs="Tahoma"/>
+                <w:rFonts w:cstheme="minorHAnsi"/>
                 <w:b/>
                 <w:sz w:val="18"/>
                 <w:u w:val="single"/>
@@ -3590,7 +3534,7 @@
             <w:pPr>
               <w:spacing w:after="0" w:line="240" w:lineRule="auto"/>
               <w:rPr>
-                <w:rFonts w:ascii="Tahoma" w:hAnsi="Tahoma" w:cs="Tahoma"/>
+                <w:rFonts w:cstheme="minorHAnsi"/>
                 <w:b/>
                 <w:u w:val="single"/>
               </w:rPr>
@@ -3612,7 +3556,7 @@
             <w:pPr>
               <w:spacing w:after="0" w:line="240" w:lineRule="auto"/>
               <w:rPr>
-                <w:rFonts w:ascii="Tahoma" w:hAnsi="Tahoma" w:cs="Tahoma"/>
+                <w:rFonts w:cstheme="minorHAnsi"/>
                 <w:b/>
                 <w:u w:val="single"/>
               </w:rPr>
@@ -3632,7 +3576,7 @@
             <w:pPr>
               <w:spacing w:after="0" w:line="240" w:lineRule="auto"/>
               <w:rPr>
-                <w:rFonts w:ascii="Tahoma" w:hAnsi="Tahoma" w:cs="Tahoma"/>
+                <w:rFonts w:cstheme="minorHAnsi"/>
                 <w:b/>
                 <w:u w:val="single"/>
               </w:rPr>
@@ -3657,7 +3601,7 @@
             <w:pPr>
               <w:spacing w:after="0" w:line="240" w:lineRule="auto"/>
               <w:rPr>
-                <w:rFonts w:ascii="Tahoma" w:hAnsi="Tahoma" w:cs="Tahoma"/>
+                <w:rFonts w:cstheme="minorHAnsi"/>
                 <w:b/>
                 <w:u w:val="single"/>
               </w:rPr>
@@ -3679,7 +3623,7 @@
             <w:pPr>
               <w:spacing w:after="0" w:line="240" w:lineRule="auto"/>
               <w:rPr>
-                <w:rFonts w:ascii="Tahoma" w:hAnsi="Tahoma" w:cs="Tahoma"/>
+                <w:rFonts w:cstheme="minorHAnsi"/>
                 <w:b/>
               </w:rPr>
             </w:pPr>
@@ -3721,7 +3665,7 @@
             <w:pPr>
               <w:spacing w:after="0" w:line="240" w:lineRule="auto"/>
               <w:rPr>
-                <w:rFonts w:ascii="Tahoma" w:hAnsi="Tahoma" w:cs="Tahoma"/>
+                <w:rFonts w:cstheme="minorHAnsi"/>
                 <w:b/>
                 <w:u w:val="single"/>
               </w:rPr>
@@ -3743,7 +3687,7 @@
             <w:pPr>
               <w:spacing w:after="0" w:line="240" w:lineRule="auto"/>
               <w:rPr>
-                <w:rFonts w:ascii="Tahoma" w:hAnsi="Tahoma" w:cs="Tahoma"/>
+                <w:rFonts w:cstheme="minorHAnsi"/>
                 <w:b/>
                 <w:u w:val="single"/>
               </w:rPr>
@@ -3767,7 +3711,7 @@
               <w:spacing w:after="0" w:line="240" w:lineRule="auto"/>
               <w:jc w:val="center"/>
               <w:rPr>
-                <w:rFonts w:ascii="Tahoma" w:hAnsi="Tahoma" w:cs="Tahoma"/>
+                <w:rFonts w:cstheme="minorHAnsi"/>
                 <w:b/>
                 <w:u w:val="single"/>
               </w:rPr>
@@ -3791,7 +3735,7 @@
               <w:spacing w:after="0" w:line="240" w:lineRule="auto"/>
               <w:jc w:val="center"/>
               <w:rPr>
-                <w:rFonts w:ascii="Tahoma" w:hAnsi="Tahoma" w:cs="Tahoma"/>
+                <w:rFonts w:cstheme="minorHAnsi"/>
                 <w:b/>
                 <w:u w:val="single"/>
               </w:rPr>
@@ -3813,7 +3757,7 @@
             <w:pPr>
               <w:spacing w:after="0" w:line="240" w:lineRule="auto"/>
               <w:rPr>
-                <w:rFonts w:ascii="Tahoma" w:hAnsi="Tahoma" w:cs="Tahoma"/>
+                <w:rFonts w:cstheme="minorHAnsi"/>
                 <w:b/>
                 <w:u w:val="single"/>
               </w:rPr>
@@ -3833,7 +3777,7 @@
             <w:pPr>
               <w:spacing w:after="0" w:line="240" w:lineRule="auto"/>
               <w:rPr>
-                <w:rFonts w:ascii="Tahoma" w:hAnsi="Tahoma" w:cs="Tahoma"/>
+                <w:rFonts w:cstheme="minorHAnsi"/>
                 <w:b/>
                 <w:u w:val="single"/>
               </w:rPr>
@@ -3858,7 +3802,7 @@
             <w:pPr>
               <w:spacing w:after="0" w:line="240" w:lineRule="auto"/>
               <w:rPr>
-                <w:rFonts w:ascii="Tahoma" w:hAnsi="Tahoma" w:cs="Tahoma"/>
+                <w:rFonts w:cstheme="minorHAnsi"/>
                 <w:b/>
                 <w:sz w:val="16"/>
                 <w:u w:val="single"/>
@@ -3881,7 +3825,7 @@
             <w:pPr>
               <w:spacing w:after="0" w:line="240" w:lineRule="auto"/>
               <w:rPr>
-                <w:rFonts w:ascii="Tahoma" w:hAnsi="Tahoma" w:cs="Tahoma"/>
+                <w:rFonts w:cstheme="minorHAnsi"/>
                 <w:b/>
                 <w:sz w:val="2"/>
                 <w:u w:val="single"/>
@@ -3925,7 +3869,7 @@
             <w:pPr>
               <w:spacing w:after="0" w:line="240" w:lineRule="auto"/>
               <w:rPr>
-                <w:rFonts w:ascii="Tahoma" w:hAnsi="Tahoma" w:cs="Tahoma"/>
+                <w:rFonts w:cstheme="minorHAnsi"/>
                 <w:b/>
                 <w:u w:val="single"/>
               </w:rPr>
@@ -3947,7 +3891,7 @@
             <w:pPr>
               <w:spacing w:after="0" w:line="240" w:lineRule="auto"/>
               <w:rPr>
-                <w:rFonts w:ascii="Tahoma" w:hAnsi="Tahoma" w:cs="Tahoma"/>
+                <w:rFonts w:cstheme="minorHAnsi"/>
                 <w:b/>
                 <w:u w:val="single"/>
               </w:rPr>
@@ -3970,7 +3914,7 @@
               <w:spacing w:after="0" w:line="240" w:lineRule="auto"/>
               <w:jc w:val="center"/>
               <w:rPr>
-                <w:rFonts w:ascii="Tahoma" w:hAnsi="Tahoma" w:cs="Tahoma"/>
+                <w:rFonts w:cstheme="minorHAnsi"/>
                 <w:b/>
               </w:rPr>
             </w:pPr>
@@ -3993,7 +3937,7 @@
               <w:spacing w:after="0" w:line="240" w:lineRule="auto"/>
               <w:jc w:val="center"/>
               <w:rPr>
-                <w:rFonts w:ascii="Tahoma" w:hAnsi="Tahoma" w:cs="Tahoma"/>
+                <w:rFonts w:cstheme="minorHAnsi"/>
                 <w:b/>
                 <w:u w:val="single"/>
               </w:rPr>
@@ -4016,7 +3960,7 @@
               <w:spacing w:after="0" w:line="240" w:lineRule="auto"/>
               <w:jc w:val="center"/>
               <w:rPr>
-                <w:rFonts w:ascii="Tahoma" w:hAnsi="Tahoma" w:cs="Tahoma"/>
+                <w:rFonts w:cstheme="minorHAnsi"/>
                 <w:b/>
                 <w:u w:val="single"/>
               </w:rPr>
@@ -4040,7 +3984,7 @@
               <w:spacing w:after="0" w:line="240" w:lineRule="auto"/>
               <w:jc w:val="center"/>
               <w:rPr>
-                <w:rFonts w:ascii="Tahoma" w:hAnsi="Tahoma" w:cs="Tahoma"/>
+                <w:rFonts w:cstheme="minorHAnsi"/>
                 <w:b/>
                 <w:u w:val="single"/>
               </w:rPr>
@@ -4063,7 +4007,7 @@
               <w:spacing w:after="0" w:line="240" w:lineRule="auto"/>
               <w:jc w:val="center"/>
               <w:rPr>
-                <w:rFonts w:ascii="Tahoma" w:hAnsi="Tahoma" w:cs="Tahoma"/>
+                <w:rFonts w:cstheme="minorHAnsi"/>
                 <w:b/>
                 <w:u w:val="single"/>
               </w:rPr>
@@ -4085,7 +4029,7 @@
             <w:pPr>
               <w:spacing w:after="0" w:line="240" w:lineRule="auto"/>
               <w:rPr>
-                <w:rFonts w:ascii="Tahoma" w:hAnsi="Tahoma" w:cs="Tahoma"/>
+                <w:rFonts w:cstheme="minorHAnsi"/>
                 <w:b/>
                 <w:u w:val="single"/>
               </w:rPr>
@@ -4105,7 +4049,7 @@
             <w:pPr>
               <w:spacing w:after="0" w:line="240" w:lineRule="auto"/>
               <w:rPr>
-                <w:rFonts w:ascii="Tahoma" w:hAnsi="Tahoma" w:cs="Tahoma"/>
+                <w:rFonts w:cstheme="minorHAnsi"/>
                 <w:b/>
                 <w:u w:val="single"/>
               </w:rPr>
@@ -4130,7 +4074,7 @@
             <w:pPr>
               <w:spacing w:after="0" w:line="240" w:lineRule="auto"/>
               <w:rPr>
-                <w:rFonts w:ascii="Tahoma" w:hAnsi="Tahoma" w:cs="Tahoma"/>
+                <w:rFonts w:cstheme="minorHAnsi"/>
                 <w:b/>
                 <w:u w:val="single"/>
               </w:rPr>
@@ -4152,7 +4096,7 @@
             <w:pPr>
               <w:spacing w:after="0" w:line="240" w:lineRule="auto"/>
               <w:rPr>
-                <w:rFonts w:ascii="Tahoma" w:hAnsi="Tahoma" w:cs="Tahoma"/>
+                <w:rFonts w:cstheme="minorHAnsi"/>
                 <w:b/>
               </w:rPr>
             </w:pPr>
@@ -4194,7 +4138,7 @@
             <w:pPr>
               <w:spacing w:after="0" w:line="240" w:lineRule="auto"/>
               <w:rPr>
-                <w:rFonts w:ascii="Tahoma" w:hAnsi="Tahoma" w:cs="Tahoma"/>
+                <w:rFonts w:cstheme="minorHAnsi"/>
                 <w:b/>
                 <w:u w:val="single"/>
               </w:rPr>
@@ -4216,7 +4160,7 @@
             <w:pPr>
               <w:spacing w:after="0" w:line="240" w:lineRule="auto"/>
               <w:rPr>
-                <w:rFonts w:ascii="Tahoma" w:hAnsi="Tahoma" w:cs="Tahoma"/>
+                <w:rFonts w:cstheme="minorHAnsi"/>
                 <w:b/>
                 <w:u w:val="single"/>
               </w:rPr>
@@ -4239,7 +4183,7 @@
               <w:spacing w:after="0" w:line="240" w:lineRule="auto"/>
               <w:jc w:val="center"/>
               <w:rPr>
-                <w:rFonts w:ascii="Tahoma" w:hAnsi="Tahoma" w:cs="Tahoma"/>
+                <w:rFonts w:cstheme="minorHAnsi"/>
                 <w:sz w:val="20"/>
                 <w:szCs w:val="20"/>
               </w:rPr>
@@ -4263,7 +4207,7 @@
               <w:spacing w:after="0" w:line="240" w:lineRule="auto"/>
               <w:jc w:val="center"/>
               <w:rPr>
-                <w:rFonts w:ascii="Tahoma" w:hAnsi="Tahoma" w:cs="Tahoma"/>
+                <w:rFonts w:cstheme="minorHAnsi"/>
                 <w:sz w:val="20"/>
                 <w:szCs w:val="20"/>
               </w:rPr>
@@ -4286,7 +4230,7 @@
               <w:spacing w:after="0" w:line="240" w:lineRule="auto"/>
               <w:jc w:val="center"/>
               <w:rPr>
-                <w:rFonts w:ascii="Tahoma" w:hAnsi="Tahoma" w:cs="Tahoma"/>
+                <w:rFonts w:cstheme="minorHAnsi"/>
                 <w:sz w:val="20"/>
                 <w:szCs w:val="20"/>
               </w:rPr>
@@ -4310,7 +4254,7 @@
               <w:spacing w:after="0" w:line="240" w:lineRule="auto"/>
               <w:jc w:val="center"/>
               <w:rPr>
-                <w:rFonts w:ascii="Tahoma" w:hAnsi="Tahoma" w:cs="Tahoma"/>
+                <w:rFonts w:cstheme="minorHAnsi"/>
                 <w:sz w:val="20"/>
                 <w:szCs w:val="20"/>
               </w:rPr>
@@ -4333,7 +4277,7 @@
               <w:spacing w:after="0" w:line="240" w:lineRule="auto"/>
               <w:jc w:val="center"/>
               <w:rPr>
-                <w:rFonts w:ascii="Tahoma" w:hAnsi="Tahoma" w:cs="Tahoma"/>
+                <w:rFonts w:cstheme="minorHAnsi"/>
                 <w:sz w:val="18"/>
                 <w:szCs w:val="18"/>
               </w:rPr>
@@ -4355,7 +4299,7 @@
             <w:pPr>
               <w:spacing w:after="0" w:line="240" w:lineRule="auto"/>
               <w:rPr>
-                <w:rFonts w:ascii="Tahoma" w:hAnsi="Tahoma" w:cs="Tahoma"/>
+                <w:rFonts w:cstheme="minorHAnsi"/>
                 <w:b/>
                 <w:u w:val="single"/>
               </w:rPr>
@@ -4375,7 +4319,7 @@
             <w:pPr>
               <w:spacing w:after="0" w:line="240" w:lineRule="auto"/>
               <w:rPr>
-                <w:rFonts w:ascii="Tahoma" w:hAnsi="Tahoma" w:cs="Tahoma"/>
+                <w:rFonts w:cstheme="minorHAnsi"/>
                 <w:b/>
                 <w:u w:val="single"/>
               </w:rPr>
@@ -4400,7 +4344,7 @@
             <w:pPr>
               <w:spacing w:after="0" w:line="240" w:lineRule="auto"/>
               <w:rPr>
-                <w:rFonts w:ascii="Tahoma" w:hAnsi="Tahoma" w:cs="Tahoma"/>
+                <w:rFonts w:cstheme="minorHAnsi"/>
                 <w:b/>
                 <w:u w:val="single"/>
               </w:rPr>
@@ -4422,7 +4366,7 @@
             <w:pPr>
               <w:spacing w:after="0" w:line="240" w:lineRule="auto"/>
               <w:rPr>
-                <w:rFonts w:ascii="Tahoma" w:hAnsi="Tahoma" w:cs="Tahoma"/>
+                <w:rFonts w:cstheme="minorHAnsi"/>
                 <w:b/>
               </w:rPr>
             </w:pPr>
@@ -4464,7 +4408,7 @@
             <w:pPr>
               <w:spacing w:after="0" w:line="240" w:lineRule="auto"/>
               <w:rPr>
-                <w:rFonts w:ascii="Tahoma" w:hAnsi="Tahoma" w:cs="Tahoma"/>
+                <w:rFonts w:cstheme="minorHAnsi"/>
                 <w:b/>
                 <w:u w:val="single"/>
               </w:rPr>
@@ -4486,7 +4430,7 @@
             <w:pPr>
               <w:spacing w:after="0" w:line="240" w:lineRule="auto"/>
               <w:rPr>
-                <w:rFonts w:ascii="Tahoma" w:hAnsi="Tahoma" w:cs="Tahoma"/>
+                <w:rFonts w:cstheme="minorHAnsi"/>
                 <w:b/>
                 <w:u w:val="single"/>
               </w:rPr>
@@ -4509,7 +4453,7 @@
               <w:spacing w:after="0" w:line="240" w:lineRule="auto"/>
               <w:jc w:val="center"/>
               <w:rPr>
-                <w:rFonts w:ascii="Tahoma" w:hAnsi="Tahoma" w:cs="Tahoma"/>
+                <w:rFonts w:cstheme="minorHAnsi"/>
                 <w:sz w:val="20"/>
                 <w:szCs w:val="20"/>
               </w:rPr>
@@ -4533,7 +4477,7 @@
               <w:spacing w:after="0" w:line="240" w:lineRule="auto"/>
               <w:jc w:val="center"/>
               <w:rPr>
-                <w:rFonts w:ascii="Tahoma" w:hAnsi="Tahoma" w:cs="Tahoma"/>
+                <w:rFonts w:cstheme="minorHAnsi"/>
                 <w:sz w:val="20"/>
                 <w:szCs w:val="20"/>
               </w:rPr>
@@ -4556,7 +4500,7 @@
               <w:spacing w:after="0" w:line="240" w:lineRule="auto"/>
               <w:jc w:val="center"/>
               <w:rPr>
-                <w:rFonts w:ascii="Tahoma" w:hAnsi="Tahoma" w:cs="Tahoma"/>
+                <w:rFonts w:cstheme="minorHAnsi"/>
                 <w:sz w:val="20"/>
                 <w:szCs w:val="20"/>
               </w:rPr>
@@ -4580,7 +4524,7 @@
               <w:spacing w:after="0" w:line="240" w:lineRule="auto"/>
               <w:jc w:val="center"/>
               <w:rPr>
-                <w:rFonts w:ascii="Tahoma" w:hAnsi="Tahoma" w:cs="Tahoma"/>
+                <w:rFonts w:cstheme="minorHAnsi"/>
                 <w:sz w:val="20"/>
                 <w:szCs w:val="20"/>
               </w:rPr>
@@ -4603,7 +4547,7 @@
               <w:spacing w:after="0" w:line="240" w:lineRule="auto"/>
               <w:jc w:val="center"/>
               <w:rPr>
-                <w:rFonts w:ascii="Tahoma" w:hAnsi="Tahoma" w:cs="Tahoma"/>
+                <w:rFonts w:cstheme="minorHAnsi"/>
                 <w:sz w:val="18"/>
                 <w:szCs w:val="18"/>
               </w:rPr>
@@ -4625,7 +4569,7 @@
             <w:pPr>
               <w:spacing w:after="0" w:line="240" w:lineRule="auto"/>
               <w:rPr>
-                <w:rFonts w:ascii="Tahoma" w:hAnsi="Tahoma" w:cs="Tahoma"/>
+                <w:rFonts w:cstheme="minorHAnsi"/>
                 <w:b/>
                 <w:u w:val="single"/>
               </w:rPr>
@@ -4645,7 +4589,7 @@
             <w:pPr>
               <w:spacing w:after="0" w:line="240" w:lineRule="auto"/>
               <w:rPr>
-                <w:rFonts w:ascii="Tahoma" w:hAnsi="Tahoma" w:cs="Tahoma"/>
+                <w:rFonts w:cstheme="minorHAnsi"/>
                 <w:b/>
                 <w:u w:val="single"/>
               </w:rPr>
@@ -4670,7 +4614,7 @@
             <w:pPr>
               <w:spacing w:after="0" w:line="240" w:lineRule="auto"/>
               <w:rPr>
-                <w:rFonts w:ascii="Tahoma" w:hAnsi="Tahoma" w:cs="Tahoma"/>
+                <w:rFonts w:cstheme="minorHAnsi"/>
                 <w:b/>
                 <w:u w:val="single"/>
               </w:rPr>
@@ -4692,7 +4636,7 @@
             <w:pPr>
               <w:spacing w:after="0" w:line="240" w:lineRule="auto"/>
               <w:rPr>
-                <w:rFonts w:ascii="Tahoma" w:hAnsi="Tahoma" w:cs="Tahoma"/>
+                <w:rFonts w:cstheme="minorHAnsi"/>
                 <w:b/>
                 <w:u w:val="single"/>
               </w:rPr>
@@ -4714,7 +4658,7 @@
             <w:pPr>
               <w:spacing w:after="0" w:line="240" w:lineRule="auto"/>
               <w:rPr>
-                <w:rFonts w:ascii="Tahoma" w:hAnsi="Tahoma" w:cs="Tahoma"/>
+                <w:rFonts w:cstheme="minorHAnsi"/>
                 <w:b/>
                 <w:u w:val="single"/>
               </w:rPr>
@@ -4736,7 +4680,7 @@
             <w:pPr>
               <w:spacing w:after="0" w:line="240" w:lineRule="auto"/>
               <w:rPr>
-                <w:rFonts w:ascii="Tahoma" w:hAnsi="Tahoma" w:cs="Tahoma"/>
+                <w:rFonts w:cstheme="minorHAnsi"/>
                 <w:b/>
                 <w:u w:val="single"/>
               </w:rPr>
@@ -4758,7 +4702,7 @@
             <w:pPr>
               <w:spacing w:after="0" w:line="240" w:lineRule="auto"/>
               <w:rPr>
-                <w:rFonts w:ascii="Tahoma" w:hAnsi="Tahoma" w:cs="Tahoma"/>
+                <w:rFonts w:cstheme="minorHAnsi"/>
                 <w:b/>
                 <w:u w:val="single"/>
               </w:rPr>
@@ -4778,7 +4722,7 @@
             <w:pPr>
               <w:spacing w:after="0" w:line="240" w:lineRule="auto"/>
               <w:rPr>
-                <w:rFonts w:ascii="Tahoma" w:hAnsi="Tahoma" w:cs="Tahoma"/>
+                <w:rFonts w:cstheme="minorHAnsi"/>
                 <w:b/>
                 <w:u w:val="single"/>
               </w:rPr>
@@ -4803,7 +4747,7 @@
             <w:pPr>
               <w:spacing w:after="0" w:line="240" w:lineRule="auto"/>
               <w:rPr>
-                <w:rFonts w:ascii="Tahoma" w:hAnsi="Tahoma" w:cs="Tahoma"/>
+                <w:rFonts w:cstheme="minorHAnsi"/>
                 <w:b/>
                 <w:sz w:val="10"/>
                 <w:u w:val="single"/>
@@ -4826,7 +4770,7 @@
             <w:pPr>
               <w:spacing w:after="0" w:line="240" w:lineRule="auto"/>
               <w:rPr>
-                <w:rFonts w:ascii="Tahoma" w:hAnsi="Tahoma" w:cs="Tahoma"/>
+                <w:rFonts w:cstheme="minorHAnsi"/>
                 <w:b/>
                 <w:sz w:val="10"/>
                 <w:u w:val="single"/>
@@ -4849,7 +4793,7 @@
             <w:pPr>
               <w:spacing w:after="0" w:line="240" w:lineRule="auto"/>
               <w:rPr>
-                <w:rFonts w:ascii="Tahoma" w:hAnsi="Tahoma" w:cs="Tahoma"/>
+                <w:rFonts w:cstheme="minorHAnsi"/>
                 <w:b/>
                 <w:sz w:val="10"/>
                 <w:u w:val="single"/>
@@ -4872,7 +4816,7 @@
             <w:pPr>
               <w:spacing w:after="0" w:line="240" w:lineRule="auto"/>
               <w:rPr>
-                <w:rFonts w:ascii="Tahoma" w:hAnsi="Tahoma" w:cs="Tahoma"/>
+                <w:rFonts w:cstheme="minorHAnsi"/>
                 <w:b/>
                 <w:sz w:val="10"/>
                 <w:u w:val="single"/>
@@ -4893,7 +4837,7 @@
             <w:pPr>
               <w:spacing w:after="0" w:line="240" w:lineRule="auto"/>
               <w:rPr>
-                <w:rFonts w:ascii="Tahoma" w:hAnsi="Tahoma" w:cs="Tahoma"/>
+                <w:rFonts w:cstheme="minorHAnsi"/>
                 <w:b/>
                 <w:sz w:val="10"/>
                 <w:u w:val="single"/>
@@ -4919,12 +4863,15 @@
           <w:p>
             <w:pPr>
               <w:ind w:left="139"/>
-            </w:pPr>
-            <w:r>
-              <w:t>Analysis &amp; Recommendations</w:t>
-            </w:r>
-            <w:r>
-              <w:t>:</w:t>
+              <w:rPr>
+                <w:rFonts w:cstheme="minorHAnsi"/>
+              </w:rPr>
+            </w:pPr>
+            <w:r>
+              <w:rPr>
+                <w:rFonts w:cstheme="minorHAnsi"/>
+              </w:rPr>
+              <w:t>Analysis &amp; Recommendations:</w:t>
             </w:r>
           </w:p>
         </w:tc>
@@ -4951,7 +4898,7 @@
               <w:ind w:left="146" w:right="141"/>
               <w:jc w:val="both"/>
               <w:rPr>
-                <w:rFonts w:ascii="Calibri,Bold" w:hAnsi="Calibri,Bold" w:cs="Calibri,Bold"/>
+                <w:rFonts w:cstheme="minorHAnsi"/>
                 <w:b/>
                 <w:bCs/>
                 <w:lang w:eastAsia="en-MY"/>
@@ -4959,25 +4906,28 @@
             </w:pPr>
             <w:r>
               <w:rPr>
+                <w:rFonts w:cstheme="minorHAnsi"/>
                 <w:b/>
                 <w:i/>
               </w:rPr>
-              <w:lastRenderedPageBreak/>
               <w:t xml:space="preserve">Analysis: </w:t>
             </w:r>
             <w:r>
-              <w:t xml:space="preserve"> </w:t>
-            </w:r>
-            <w:r>
-              <w:t xml:space="preserve">Please refer </w:t>
-            </w:r>
-            <w:r>
-              <w:t xml:space="preserve">to </w:t>
-            </w:r>
-            <w:r>
-              <w:t>the following page</w:t>
-            </w:r>
-            <w:r>
+              <w:rPr>
+                <w:rFonts w:cstheme="minorHAnsi"/>
+              </w:rPr>
+              <w:t xml:space="preserve"> Please refer to the following page</w:t>
+            </w:r>
+            <w:r>
+              <w:rPr>
+                <w:rFonts w:cstheme="minorHAnsi"/>
+              </w:rPr>
+              <w:t xml:space="preserve"> for detail defect</w:t>
+            </w:r>
+            <w:r>
+              <w:rPr>
+                <w:rFonts w:cstheme="minorHAnsi"/>
+              </w:rPr>
               <w:t>.</w:t>
             </w:r>
           </w:p>
@@ -5001,29 +4951,45 @@
             <w:pPr>
               <w:ind w:left="146" w:right="141"/>
               <w:jc w:val="both"/>
-            </w:pPr>
-            <w:r>
-              <w:rPr>
-                <w:rFonts w:cs="Tahoma"/>
+              <w:rPr>
+                <w:rFonts w:cstheme="minorHAnsi"/>
+              </w:rPr>
+            </w:pPr>
+            <w:r>
+              <w:rPr>
+                <w:rFonts w:cstheme="minorHAnsi"/>
                 <w:b/>
                 <w:i/>
                 <w:noProof/>
                 <w:lang w:val="en-US"/>
               </w:rPr>
+              <w:lastRenderedPageBreak/>
               <w:t>Recommendation:</w:t>
             </w:r>
             <w:r>
               <w:rPr>
-                <w:rFonts w:cs="Tahoma"/>
+                <w:rFonts w:cstheme="minorHAnsi"/>
                 <w:noProof/>
                 <w:lang w:val="en-US"/>
               </w:rPr>
               <w:t xml:space="preserve"> </w:t>
             </w:r>
             <w:r>
+              <w:rPr>
+                <w:rFonts w:cstheme="minorHAnsi"/>
+              </w:rPr>
               <w:t>Please refer to the following page</w:t>
             </w:r>
             <w:r>
+              <w:rPr>
+                <w:rFonts w:cstheme="minorHAnsi"/>
+              </w:rPr>
+              <w:t xml:space="preserve"> for detail defect</w:t>
+            </w:r>
+            <w:r>
+              <w:rPr>
+                <w:rFonts w:cstheme="minorHAnsi"/>
+              </w:rPr>
               <w:t>.</w:t>
             </w:r>
           </w:p>
@@ -5033,6 +4999,9 @@
     <w:p>
       <w:pPr>
         <w:pStyle w:val="NoSpacing"/>
+        <w:rPr>
+          <w:rFonts w:cstheme="minorHAnsi"/>
+        </w:rPr>
       </w:pPr>
     </w:p>
     <w:sectPr>
